--- a/assets/FuKun Yun Resumé Final Version.docx
+++ b/assets/FuKun Yun Resumé Final Version.docx
@@ -9,8 +9,8 @@
         <w:rPr>
           <w:rFonts w:ascii="Cambria" w:hAnsi="Cambria"/>
           <w:b/>
-          <w:sz w:val="36"/>
-          <w:szCs w:val="36"/>
+          <w:sz w:val="20"/>
+          <w:szCs w:val="20"/>
         </w:rPr>
       </w:pPr>
       <w:proofErr w:type="spellStart"/>
@@ -18,8 +18,8 @@
         <w:rPr>
           <w:rFonts w:ascii="Cambria" w:hAnsi="Cambria"/>
           <w:b/>
-          <w:sz w:val="56"/>
-          <w:szCs w:val="56"/>
+          <w:sz w:val="32"/>
+          <w:szCs w:val="32"/>
         </w:rPr>
         <w:t>FuKun</w:t>
       </w:r>
@@ -28,117 +28,115 @@
         <w:rPr>
           <w:rFonts w:ascii="Cambria" w:hAnsi="Cambria"/>
           <w:b/>
-          <w:sz w:val="56"/>
-          <w:szCs w:val="56"/>
+          <w:sz w:val="32"/>
+          <w:szCs w:val="32"/>
         </w:rPr>
         <w:t xml:space="preserve"> Yun</w:t>
       </w:r>
     </w:p>
     <w:p>
       <w:pPr>
-        <w:spacing w:after="0" w:line="240" w:lineRule="auto"/>
+        <w:spacing w:after="120" w:line="240" w:lineRule="auto"/>
         <w:jc w:val="center"/>
         <w:rPr>
-          <w:rStyle w:val="Hyperlink"/>
           <w:rFonts w:ascii="Cambria" w:hAnsi="Cambria"/>
-          <w:sz w:val="24"/>
-          <w:szCs w:val="24"/>
+          <w:sz w:val="20"/>
+          <w:szCs w:val="20"/>
         </w:rPr>
       </w:pPr>
       <w:r>
         <w:rPr>
           <w:rFonts w:ascii="Cambria" w:hAnsi="Cambria"/>
-          <w:sz w:val="24"/>
-          <w:szCs w:val="24"/>
+          <w:sz w:val="20"/>
+          <w:szCs w:val="20"/>
         </w:rPr>
         <w:t>Washington</w:t>
       </w:r>
       <w:r>
         <w:rPr>
           <w:rFonts w:ascii="Cambria" w:hAnsi="Cambria"/>
-          <w:sz w:val="24"/>
-          <w:szCs w:val="24"/>
+          <w:sz w:val="20"/>
+          <w:szCs w:val="20"/>
         </w:rPr>
         <w:t>,</w:t>
       </w:r>
       <w:r>
         <w:rPr>
           <w:rFonts w:ascii="Cambria" w:hAnsi="Cambria"/>
-          <w:sz w:val="24"/>
-          <w:szCs w:val="24"/>
+          <w:sz w:val="20"/>
+          <w:szCs w:val="20"/>
         </w:rPr>
         <w:t xml:space="preserve"> </w:t>
       </w:r>
       <w:r>
         <w:rPr>
           <w:rFonts w:ascii="Cambria" w:hAnsi="Cambria"/>
-          <w:sz w:val="24"/>
-          <w:szCs w:val="24"/>
+          <w:sz w:val="20"/>
+          <w:szCs w:val="20"/>
         </w:rPr>
         <w:t>D</w:t>
       </w:r>
       <w:r>
         <w:rPr>
           <w:rFonts w:ascii="Cambria" w:hAnsi="Cambria"/>
-          <w:sz w:val="24"/>
-          <w:szCs w:val="24"/>
+          <w:sz w:val="20"/>
+          <w:szCs w:val="20"/>
         </w:rPr>
         <w:t>C</w:t>
       </w:r>
       <w:r>
         <w:rPr>
           <w:rFonts w:ascii="Cambria" w:hAnsi="Cambria"/>
-          <w:sz w:val="24"/>
-          <w:szCs w:val="24"/>
+          <w:sz w:val="20"/>
+          <w:szCs w:val="20"/>
         </w:rPr>
         <w:t xml:space="preserve"> </w:t>
       </w:r>
       <w:r>
         <w:rPr>
           <w:rFonts w:ascii="Cambria" w:hAnsi="Cambria"/>
-          <w:sz w:val="24"/>
-          <w:szCs w:val="24"/>
+          <w:sz w:val="20"/>
+          <w:szCs w:val="20"/>
         </w:rPr>
         <w:sym w:font="Wingdings 2" w:char="F0A1"/>
       </w:r>
       <w:r>
         <w:rPr>
           <w:rFonts w:ascii="Cambria" w:hAnsi="Cambria"/>
-          <w:sz w:val="24"/>
-          <w:szCs w:val="24"/>
+          <w:sz w:val="20"/>
+          <w:szCs w:val="20"/>
         </w:rPr>
         <w:t xml:space="preserve"> </w:t>
       </w:r>
       <w:r>
         <w:rPr>
           <w:rFonts w:ascii="Cambria" w:hAnsi="Cambria"/>
-          <w:sz w:val="24"/>
-          <w:szCs w:val="24"/>
+          <w:sz w:val="20"/>
+          <w:szCs w:val="20"/>
         </w:rPr>
         <w:t>949-806-9141</w:t>
       </w:r>
       <w:r>
         <w:rPr>
           <w:rFonts w:ascii="Cambria" w:hAnsi="Cambria"/>
-          <w:sz w:val="24"/>
-          <w:szCs w:val="24"/>
+          <w:sz w:val="20"/>
+          <w:szCs w:val="20"/>
         </w:rPr>
         <w:t xml:space="preserve"> </w:t>
       </w:r>
       <w:r>
         <w:rPr>
           <w:rFonts w:ascii="Cambria" w:hAnsi="Cambria"/>
-          <w:sz w:val="24"/>
-          <w:szCs w:val="24"/>
+          <w:sz w:val="20"/>
+          <w:szCs w:val="20"/>
         </w:rPr>
         <w:sym w:font="Wingdings 2" w:char="F0A1"/>
       </w:r>
       <w:r>
         <w:rPr>
-          <w:rStyle w:val="Hyperlink"/>
           <w:rFonts w:ascii="Cambria" w:hAnsi="Cambria"/>
-          <w:sz w:val="24"/>
-          <w:szCs w:val="24"/>
+          <w:sz w:val="20"/>
+          <w:szCs w:val="20"/>
         </w:rPr>
         <w:t xml:space="preserve"> </w:t>
       </w:r>
@@ -147,8 +145,8 @@
           <w:rPr>
             <w:rStyle w:val="Hyperlink"/>
             <w:rFonts w:ascii="Cambria" w:hAnsi="Cambria"/>
-            <w:sz w:val="24"/>
-            <w:szCs w:val="24"/>
+            <w:sz w:val="20"/>
+            <w:szCs w:val="20"/>
           </w:rPr>
           <w:t>https://github.com/QuantumMarttY-tape2</w:t>
         </w:r>
@@ -156,65 +154,88 @@
     </w:p>
     <w:p>
       <w:pPr>
-        <w:spacing w:after="0" w:line="240" w:lineRule="auto"/>
+        <w:spacing w:after="120" w:line="240" w:lineRule="auto"/>
         <w:jc w:val="center"/>
+        <w:rPr>
+          <w:rStyle w:val="Hyperlink"/>
+          <w:color w:val="auto"/>
+          <w:sz w:val="18"/>
+          <w:szCs w:val="18"/>
+          <w:u w:val="none"/>
+        </w:rPr>
+      </w:pPr>
+      <w:r>
+        <w:rPr>
+          <w:rFonts w:ascii="Cambria" w:hAnsi="Cambria"/>
+          <w:sz w:val="20"/>
+          <w:szCs w:val="20"/>
+        </w:rPr>
+        <w:fldChar w:fldCharType="begin"/>
+      </w:r>
+      <w:r>
+        <w:rPr>
+          <w:rFonts w:ascii="Cambria" w:hAnsi="Cambria"/>
+          <w:sz w:val="20"/>
+          <w:szCs w:val="20"/>
+        </w:rPr>
+        <w:instrText>HYPERLINK "https://fukunyun.dev"</w:instrText>
+      </w:r>
+      <w:r>
+        <w:rPr>
+          <w:rFonts w:ascii="Cambria" w:hAnsi="Cambria"/>
+          <w:sz w:val="20"/>
+          <w:szCs w:val="20"/>
+        </w:rPr>
+        <w:fldChar w:fldCharType="separate"/>
+      </w:r>
+      <w:r>
         <w:rPr>
           <w:rStyle w:val="Hyperlink"/>
           <w:rFonts w:ascii="Cambria" w:hAnsi="Cambria"/>
-          <w:sz w:val="24"/>
-          <w:szCs w:val="24"/>
-        </w:rPr>
-      </w:pPr>
+          <w:sz w:val="20"/>
+          <w:szCs w:val="20"/>
+        </w:rPr>
+        <w:t>https://fukunyun.dev</w:t>
+      </w:r>
+      <w:r>
+        <w:rPr>
+          <w:rFonts w:ascii="Cambria" w:hAnsi="Cambria"/>
+          <w:sz w:val="20"/>
+          <w:szCs w:val="20"/>
+        </w:rPr>
+        <w:fldChar w:fldCharType="end"/>
+      </w:r>
+      <w:r>
+        <w:rPr>
+          <w:rFonts w:ascii="Cambria" w:hAnsi="Cambria"/>
+          <w:sz w:val="20"/>
+          <w:szCs w:val="20"/>
+        </w:rPr>
+        <w:t xml:space="preserve"> </w:t>
+      </w:r>
+      <w:r>
+        <w:rPr>
+          <w:rFonts w:ascii="Cambria" w:hAnsi="Cambria"/>
+          <w:sz w:val="20"/>
+          <w:szCs w:val="20"/>
+        </w:rPr>
+        <w:sym w:font="Wingdings 2" w:char="F0A1"/>
+      </w:r>
+      <w:r>
+        <w:rPr>
+          <w:rFonts w:ascii="Cambria" w:hAnsi="Cambria"/>
+          <w:sz w:val="20"/>
+          <w:szCs w:val="20"/>
+        </w:rPr>
+        <w:t xml:space="preserve"> </w:t>
+      </w:r>
       <w:hyperlink r:id="rId9" w:history="1">
         <w:r>
           <w:rPr>
             <w:rStyle w:val="Hyperlink"/>
             <w:rFonts w:ascii="Cambria" w:hAnsi="Cambria"/>
-            <w:sz w:val="24"/>
-            <w:szCs w:val="24"/>
-          </w:rPr>
-          <w:t>https://www.linkedin.com/in/fukun-yun-842184321/</w:t>
-        </w:r>
-      </w:hyperlink>
-      <w:r>
-        <w:rPr>
-          <w:rFonts w:ascii="Cambria" w:hAnsi="Cambria"/>
-          <w:sz w:val="24"/>
-          <w:szCs w:val="24"/>
-        </w:rPr>
-        <w:t xml:space="preserve"> </w:t>
-      </w:r>
-      <w:r>
-        <w:rPr>
-          <w:rFonts w:ascii="Cambria" w:hAnsi="Cambria"/>
-          <w:sz w:val="24"/>
-          <w:szCs w:val="24"/>
-        </w:rPr>
-        <w:t xml:space="preserve"> </w:t>
-      </w:r>
-      <w:r>
-        <w:rPr>
-          <w:rFonts w:ascii="Cambria" w:hAnsi="Cambria"/>
-          <w:sz w:val="24"/>
-          <w:szCs w:val="24"/>
-        </w:rPr>
-        <w:sym w:font="Wingdings 2" w:char="F0A1"/>
-      </w:r>
-      <w:r>
-        <w:rPr>
-          <w:rFonts w:ascii="Cambria" w:hAnsi="Cambria"/>
-          <w:sz w:val="24"/>
-          <w:szCs w:val="24"/>
-        </w:rPr>
-        <w:t xml:space="preserve"> </w:t>
-      </w:r>
-      <w:hyperlink r:id="rId10" w:history="1">
-        <w:r>
-          <w:rPr>
-            <w:rStyle w:val="Hyperlink"/>
-            <w:rFonts w:ascii="Cambria" w:hAnsi="Cambria"/>
-            <w:sz w:val="24"/>
-            <w:szCs w:val="24"/>
+            <w:sz w:val="20"/>
+            <w:szCs w:val="20"/>
           </w:rPr>
           <w:t>fukunyunqmty@gmail.com</w:t>
         </w:r>
@@ -222,47 +243,59 @@
     </w:p>
     <w:p>
       <w:pPr>
-        <w:spacing w:after="0" w:line="240" w:lineRule="auto"/>
-        <w:jc w:val="center"/>
-        <w:rPr>
-          <w:rFonts w:ascii="Cambria" w:hAnsi="Cambria"/>
-          <w:color w:val="0000FF"/>
-          <w:sz w:val="24"/>
-          <w:szCs w:val="24"/>
-          <w:u w:val="single"/>
-        </w:rPr>
-      </w:pPr>
+        <w:pStyle w:val="Heading2"/>
+        <w:ind w:right="-36"/>
+        <w:rPr>
+          <w:rStyle w:val="Hyperlink"/>
+          <w:color w:val="auto"/>
+          <w:sz w:val="21"/>
+          <w:szCs w:val="21"/>
+          <w:u w:val="none"/>
+        </w:rPr>
+      </w:pPr>
+      <w:r>
+        <w:rPr>
+          <w:color w:val="auto"/>
+          <w:sz w:val="21"/>
+          <w:szCs w:val="21"/>
+        </w:rPr>
+        <w:t>Professonal summary</w:t>
+      </w:r>
     </w:p>
     <w:p>
       <w:pPr>
+        <w:tabs>
+          <w:tab w:val="right" w:pos="10224"/>
+        </w:tabs>
         <w:spacing w:after="0" w:line="240" w:lineRule="auto"/>
         <w:rPr>
-          <w:sz w:val="20"/>
-          <w:szCs w:val="20"/>
+          <w:b/>
+          <w:caps/>
+          <w:sz w:val="15"/>
+          <w:szCs w:val="15"/>
         </w:rPr>
       </w:pPr>
       <w:r>
         <w:rPr>
           <w:noProof/>
-          <w:color w:val="000000" w:themeColor="text1"/>
-          <w:sz w:val="20"/>
-          <w:szCs w:val="20"/>
+          <w:sz w:val="11"/>
+          <w:szCs w:val="11"/>
         </w:rPr>
         <mc:AlternateContent>
           <mc:Choice Requires="wps">
             <w:drawing>
-              <wp:anchor distT="0" distB="0" distL="114300" distR="114300" simplePos="0" relativeHeight="251663360" behindDoc="0" locked="0" layoutInCell="1" allowOverlap="1" wp14:anchorId="44F53608" wp14:editId="1DA66448">
+              <wp:anchor distT="0" distB="0" distL="114300" distR="114300" simplePos="0" relativeHeight="251678720" behindDoc="0" locked="0" layoutInCell="1" allowOverlap="1" wp14:anchorId="3A18C4F0" wp14:editId="35490C98">
                 <wp:simplePos x="0" y="0"/>
                 <wp:positionH relativeFrom="column">
-                  <wp:posOffset>-106680</wp:posOffset>
+                  <wp:posOffset>0</wp:posOffset>
                 </wp:positionH>
                 <wp:positionV relativeFrom="paragraph">
-                  <wp:posOffset>93345</wp:posOffset>
+                  <wp:posOffset>58420</wp:posOffset>
                 </wp:positionV>
-                <wp:extent cx="6736080" cy="9525"/>
-                <wp:effectExtent l="0" t="0" r="26670" b="28575"/>
+                <wp:extent cx="6858000" cy="0"/>
+                <wp:effectExtent l="0" t="12700" r="12700" b="12700"/>
                 <wp:wrapNone/>
-                <wp:docPr id="7" name="Straight Connector 7"/>
+                <wp:docPr id="2112223807" name="Straight Connector 2112223807"/>
                 <wp:cNvGraphicFramePr/>
                 <a:graphic xmlns:a="http://schemas.openxmlformats.org/drawingml/2006/main">
                   <a:graphicData uri="http://schemas.microsoft.com/office/word/2010/wordprocessingShape">
@@ -271,27 +304,21 @@
                       <wps:spPr>
                         <a:xfrm>
                           <a:off x="0" y="0"/>
-                          <a:ext cx="6736080" cy="9525"/>
+                          <a:ext cx="6858000" cy="0"/>
                         </a:xfrm>
                         <a:prstGeom prst="line">
                           <a:avLst/>
                         </a:prstGeom>
-                        <a:ln/>
+                        <a:noFill/>
+                        <a:ln w="19050" cap="flat" cmpd="sng" algn="ctr">
+                          <a:solidFill>
+                            <a:srgbClr val="000000"/>
+                          </a:solidFill>
+                          <a:prstDash val="solid"/>
+                          <a:miter lim="800000"/>
+                        </a:ln>
+                        <a:effectLst/>
                       </wps:spPr>
-                      <wps:style>
-                        <a:lnRef idx="3">
-                          <a:schemeClr val="dk1"/>
-                        </a:lnRef>
-                        <a:fillRef idx="0">
-                          <a:schemeClr val="dk1"/>
-                        </a:fillRef>
-                        <a:effectRef idx="2">
-                          <a:schemeClr val="dk1"/>
-                        </a:effectRef>
-                        <a:fontRef idx="minor">
-                          <a:schemeClr val="tx1"/>
-                        </a:fontRef>
-                      </wps:style>
                       <wps:bodyPr/>
                     </wps:wsp>
                   </a:graphicData>
@@ -307,7 +334,7 @@
           </mc:Choice>
           <mc:Fallback>
             <w:pict>
-              <v:line w14:anchorId="720F315F" id="Straight Connector 7" o:spid="_x0000_s1026" style="position:absolute;z-index:251663360;visibility:visible;mso-wrap-style:square;mso-width-percent:0;mso-height-percent:0;mso-wrap-distance-left:9pt;mso-wrap-distance-top:0;mso-wrap-distance-right:9pt;mso-wrap-distance-bottom:0;mso-position-horizontal:absolute;mso-position-horizontal-relative:text;mso-position-vertical:absolute;mso-position-vertical-relative:text;mso-width-percent:0;mso-height-percent:0;mso-width-relative:margin;mso-height-relative:margin" from="-8.4pt,7.35pt" to="522pt,8.1pt" o:gfxdata="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" strokecolor="black [3200]" strokeweight="1.5pt">
+              <v:line w14:anchorId="4C6645FB" id="Straight Connector 2112223807" o:spid="_x0000_s1026" style="position:absolute;z-index:251678720;visibility:visible;mso-wrap-style:square;mso-width-percent:0;mso-height-percent:0;mso-wrap-distance-left:9pt;mso-wrap-distance-top:0;mso-wrap-distance-right:9pt;mso-wrap-distance-bottom:0;mso-position-horizontal:absolute;mso-position-horizontal-relative:text;mso-position-vertical:absolute;mso-position-vertical-relative:text;mso-width-percent:0;mso-height-percent:0;mso-width-relative:margin;mso-height-relative:margin" from="0,4.6pt" to="540pt,4.6pt" o:gfxdata="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" strokeweight="1.5pt">
                 <v:stroke joinstyle="miter"/>
               </v:line>
             </w:pict>
@@ -317,93 +344,53 @@
     </w:p>
     <w:p>
       <w:pPr>
-        <w:spacing w:after="160" w:line="259" w:lineRule="auto"/>
+        <w:spacing w:after="40" w:line="259" w:lineRule="auto"/>
         <w:contextualSpacing/>
         <w:rPr>
           <w:rFonts w:cs="Calibri"/>
-          <w:sz w:val="24"/>
-          <w:szCs w:val="24"/>
+          <w:sz w:val="20"/>
+          <w:szCs w:val="20"/>
         </w:rPr>
       </w:pPr>
       <w:r>
         <w:rPr>
           <w:rFonts w:cs="Calibri"/>
-          <w:sz w:val="24"/>
-          <w:szCs w:val="24"/>
-        </w:rPr>
-        <w:t>Mathematician and Physicist with four years of experience with data analysis using python</w:t>
+          <w:sz w:val="20"/>
+          <w:szCs w:val="20"/>
+        </w:rPr>
+        <w:t xml:space="preserve">Frontend </w:t>
       </w:r>
       <w:r>
         <w:rPr>
           <w:rFonts w:cs="Calibri"/>
-          <w:sz w:val="24"/>
-          <w:szCs w:val="24"/>
-        </w:rPr>
-        <w:t>, as well as a frontend developer with knowledge of HTML, CSS, and JavaScript</w:t>
+          <w:sz w:val="20"/>
+          <w:szCs w:val="20"/>
+        </w:rPr>
+        <w:t>D</w:t>
       </w:r>
       <w:r>
         <w:rPr>
           <w:rFonts w:cs="Calibri"/>
-          <w:sz w:val="24"/>
-          <w:szCs w:val="24"/>
-        </w:rPr>
-        <w:t xml:space="preserve">. </w:t>
+          <w:sz w:val="20"/>
+          <w:szCs w:val="20"/>
+        </w:rPr>
+        <w:t>eveloper and Data Scientist with 4 years of experience in frontend development, experimental data analysis, and</w:t>
       </w:r>
       <w:r>
         <w:rPr>
           <w:rFonts w:cs="Calibri"/>
-          <w:sz w:val="24"/>
-          <w:szCs w:val="24"/>
-        </w:rPr>
-        <w:t>Possess</w:t>
+          <w:sz w:val="20"/>
+          <w:szCs w:val="20"/>
+        </w:rPr>
+        <w:t xml:space="preserve"> </w:t>
       </w:r>
       <w:r>
         <w:rPr>
           <w:rFonts w:cs="Calibri"/>
-          <w:sz w:val="24"/>
-          <w:szCs w:val="24"/>
-        </w:rPr>
-        <w:t xml:space="preserve"> a deep understanding </w:t>
-      </w:r>
-      <w:r>
-        <w:rPr>
-          <w:rFonts w:cs="Calibri"/>
-          <w:sz w:val="24"/>
-          <w:szCs w:val="24"/>
-        </w:rPr>
-        <w:t xml:space="preserve">of </w:t>
-      </w:r>
-      <w:r>
-        <w:rPr>
-          <w:rFonts w:cs="Calibri"/>
-          <w:sz w:val="24"/>
-          <w:szCs w:val="24"/>
-        </w:rPr>
-        <w:t>mathematical logic, programming</w:t>
-      </w:r>
-      <w:r>
-        <w:rPr>
-          <w:rFonts w:cs="Calibri"/>
-          <w:sz w:val="24"/>
-          <w:szCs w:val="24"/>
-        </w:rPr>
-        <w:t xml:space="preserve"> in python</w:t>
-      </w:r>
-      <w:r>
-        <w:rPr>
-          <w:rFonts w:cs="Calibri"/>
-          <w:sz w:val="24"/>
-          <w:szCs w:val="24"/>
-        </w:rPr>
-        <w:t>, and problem analysis</w:t>
-      </w:r>
-      <w:r>
-        <w:rPr>
-          <w:rFonts w:cs="Calibri"/>
-          <w:sz w:val="24"/>
-          <w:szCs w:val="24"/>
-        </w:rPr>
-        <w:t>, along with extraordinary perception for abstract mathematics and a keen sense for problem simplification.</w:t>
+          <w:sz w:val="20"/>
+          <w:szCs w:val="20"/>
+        </w:rPr>
+        <w:t>machine learning. Expertise in React.js, python, and data visualization.</w:t>
       </w:r>
     </w:p>
     <w:p>
@@ -411,15 +398,15 @@
         <w:pStyle w:val="Heading2"/>
         <w:rPr>
           <w:color w:val="auto"/>
-          <w:sz w:val="28"/>
-          <w:szCs w:val="28"/>
+          <w:sz w:val="21"/>
+          <w:szCs w:val="21"/>
         </w:rPr>
       </w:pPr>
       <w:r>
         <w:rPr>
           <w:color w:val="auto"/>
-          <w:sz w:val="28"/>
-          <w:szCs w:val="28"/>
+          <w:sz w:val="21"/>
+          <w:szCs w:val="21"/>
         </w:rPr>
         <w:t>TECHNICAL SKILLS</w:t>
       </w:r>
@@ -433,29 +420,29 @@
         <w:rPr>
           <w:b/>
           <w:caps/>
-          <w:sz w:val="20"/>
-          <w:szCs w:val="20"/>
+          <w:sz w:val="15"/>
+          <w:szCs w:val="15"/>
         </w:rPr>
       </w:pPr>
       <w:r>
         <w:rPr>
           <w:noProof/>
-          <w:sz w:val="16"/>
-          <w:szCs w:val="16"/>
+          <w:sz w:val="11"/>
+          <w:szCs w:val="11"/>
         </w:rPr>
         <mc:AlternateContent>
           <mc:Choice Requires="wps">
             <w:drawing>
-              <wp:anchor distT="0" distB="0" distL="114300" distR="114300" simplePos="0" relativeHeight="251672576" behindDoc="0" locked="0" layoutInCell="1" allowOverlap="1" wp14:anchorId="4D55F795" wp14:editId="7607EA3D">
+              <wp:anchor distT="0" distB="0" distL="114300" distR="114300" simplePos="0" relativeHeight="251672576" behindDoc="0" locked="0" layoutInCell="1" allowOverlap="1" wp14:anchorId="4D55F795" wp14:editId="4B661630">
                 <wp:simplePos x="0" y="0"/>
                 <wp:positionH relativeFrom="column">
                   <wp:posOffset>0</wp:posOffset>
                 </wp:positionH>
                 <wp:positionV relativeFrom="paragraph">
-                  <wp:posOffset>-635</wp:posOffset>
+                  <wp:posOffset>48260</wp:posOffset>
                 </wp:positionV>
-                <wp:extent cx="6789420" cy="0"/>
-                <wp:effectExtent l="0" t="0" r="0" b="0"/>
+                <wp:extent cx="6858000" cy="0"/>
+                <wp:effectExtent l="0" t="12700" r="12700" b="12700"/>
                 <wp:wrapNone/>
                 <wp:docPr id="1802139255" name="Straight Connector 1802139255"/>
                 <wp:cNvGraphicFramePr/>
@@ -466,7 +453,7 @@
                       <wps:spPr>
                         <a:xfrm>
                           <a:off x="0" y="0"/>
-                          <a:ext cx="6789420" cy="0"/>
+                          <a:ext cx="6858000" cy="0"/>
                         </a:xfrm>
                         <a:prstGeom prst="line">
                           <a:avLst/>
@@ -493,7 +480,7 @@
           </mc:Choice>
           <mc:Fallback>
             <w:pict>
-              <v:line w14:anchorId="03D32D79" id="Straight Connector 1802139255" o:spid="_x0000_s1026" style="position:absolute;z-index:251672576;visibility:visible;mso-wrap-style:square;mso-width-percent:0;mso-wrap-distance-left:9pt;mso-wrap-distance-top:0;mso-wrap-distance-right:9pt;mso-wrap-distance-bottom:0;mso-position-horizontal:absolute;mso-position-horizontal-relative:text;mso-position-vertical:absolute;mso-position-vertical-relative:text;mso-width-percent:0;mso-width-relative:margin" from="0,-.05pt" to="534.6pt,-.05pt" o:gfxdata="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" strokeweight="1.5pt">
+              <v:line w14:anchorId="15F7FE6C" id="Straight Connector 1802139255" o:spid="_x0000_s1026" style="position:absolute;z-index:251672576;visibility:visible;mso-wrap-style:square;mso-width-percent:0;mso-wrap-distance-left:9pt;mso-wrap-distance-top:0;mso-wrap-distance-right:9pt;mso-wrap-distance-bottom:0;mso-position-horizontal:absolute;mso-position-horizontal-relative:text;mso-position-vertical:absolute;mso-position-vertical-relative:text;mso-width-percent:0;mso-width-relative:margin" from="0,3.8pt" to="540pt,3.8pt" o:gfxdata="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" strokeweight="1.5pt">
                 <v:stroke joinstyle="miter"/>
               </v:line>
             </w:pict>
@@ -509,25 +496,33 @@
         <w:spacing w:after="0" w:line="240" w:lineRule="auto"/>
         <w:rPr>
           <w:bCs/>
-          <w:sz w:val="24"/>
-          <w:szCs w:val="24"/>
+          <w:sz w:val="20"/>
+          <w:szCs w:val="20"/>
         </w:rPr>
       </w:pPr>
       <w:r>
         <w:rPr>
           <w:b/>
-          <w:sz w:val="24"/>
-          <w:szCs w:val="24"/>
+          <w:sz w:val="20"/>
+          <w:szCs w:val="20"/>
         </w:rPr>
         <w:t>Programming Languages:</w:t>
       </w:r>
       <w:r>
         <w:rPr>
           <w:bCs/>
-          <w:sz w:val="24"/>
-          <w:szCs w:val="24"/>
+          <w:sz w:val="20"/>
+          <w:szCs w:val="20"/>
         </w:rPr>
         <w:t xml:space="preserve"> Python, HTML, CSS, JavaScript, SQL, Mathematica, Bash</w:t>
+      </w:r>
+      <w:r>
+        <w:rPr>
+          <w:bCs/>
+          <w:sz w:val="20"/>
+          <w:szCs w:val="20"/>
+        </w:rPr>
+        <w:t>, TypeScript</w:t>
       </w:r>
     </w:p>
     <w:p>
@@ -539,60 +534,76 @@
         <w:rPr>
           <w:b/>
           <w:caps/>
-          <w:sz w:val="24"/>
-          <w:szCs w:val="24"/>
+          <w:sz w:val="20"/>
+          <w:szCs w:val="20"/>
         </w:rPr>
       </w:pPr>
       <w:r>
         <w:rPr>
           <w:b/>
-          <w:sz w:val="24"/>
-          <w:szCs w:val="24"/>
-        </w:rPr>
-        <w:t>Frameworks:</w:t>
+          <w:sz w:val="20"/>
+          <w:szCs w:val="20"/>
+        </w:rPr>
+        <w:t>Frontend Development</w:t>
+      </w:r>
+      <w:r>
+        <w:rPr>
+          <w:b/>
+          <w:sz w:val="20"/>
+          <w:szCs w:val="20"/>
+        </w:rPr>
+        <w:t>:</w:t>
       </w:r>
       <w:r>
         <w:rPr>
           <w:bCs/>
-          <w:sz w:val="24"/>
-          <w:szCs w:val="24"/>
-        </w:rPr>
-        <w:t xml:space="preserve"> React, </w:t>
+          <w:sz w:val="20"/>
+          <w:szCs w:val="20"/>
+        </w:rPr>
+        <w:t xml:space="preserve"> React</w:t>
+      </w:r>
+      <w:r>
+        <w:rPr>
+          <w:bCs/>
+          <w:sz w:val="20"/>
+          <w:szCs w:val="20"/>
+        </w:rPr>
+        <w:t>.js</w:t>
+      </w:r>
+      <w:r>
+        <w:rPr>
+          <w:bCs/>
+          <w:sz w:val="20"/>
+          <w:szCs w:val="20"/>
+        </w:rPr>
+        <w:t>, Next</w:t>
+      </w:r>
+      <w:r>
+        <w:rPr>
+          <w:bCs/>
+          <w:sz w:val="20"/>
+          <w:szCs w:val="20"/>
+        </w:rPr>
+        <w:t>.js</w:t>
+      </w:r>
+      <w:r>
+        <w:rPr>
+          <w:bCs/>
+          <w:sz w:val="20"/>
+          <w:szCs w:val="20"/>
+        </w:rPr>
+        <w:t xml:space="preserve">, </w:t>
       </w:r>
       <w:proofErr w:type="spellStart"/>
       <w:r>
         <w:rPr>
           <w:bCs/>
-          <w:sz w:val="24"/>
-          <w:szCs w:val="24"/>
-        </w:rPr>
-        <w:t>NextJS</w:t>
+          <w:sz w:val="20"/>
+          <w:szCs w:val="20"/>
+        </w:rPr>
+        <w:t>shadcn</w:t>
       </w:r>
       <w:proofErr w:type="spellEnd"/>
-      <w:r>
-        <w:rPr>
-          <w:bCs/>
-          <w:sz w:val="24"/>
-          <w:szCs w:val="24"/>
-        </w:rPr>
-        <w:t>,</w:t>
-      </w:r>
-      <w:r>
-        <w:rPr>
-          <w:bCs/>
-          <w:sz w:val="24"/>
-          <w:szCs w:val="24"/>
-        </w:rPr>
-        <w:t xml:space="preserve"> </w:t>
-      </w:r>
-      <w:r>
-        <w:rPr>
-          <w:bCs/>
-          <w:sz w:val="24"/>
-          <w:szCs w:val="24"/>
-        </w:rPr>
-        <w:t>Machine Learning, Neuro Network</w:t>
-      </w:r>
     </w:p>
     <w:p>
       <w:pPr>
@@ -602,23 +613,31 @@
         <w:spacing w:after="0" w:line="240" w:lineRule="auto"/>
         <w:rPr>
           <w:bCs/>
-          <w:sz w:val="24"/>
-          <w:szCs w:val="24"/>
+          <w:sz w:val="20"/>
+          <w:szCs w:val="20"/>
         </w:rPr>
       </w:pPr>
       <w:r>
         <w:rPr>
           <w:b/>
-          <w:sz w:val="24"/>
-          <w:szCs w:val="24"/>
-        </w:rPr>
-        <w:t>Tools &amp; Other platforms:</w:t>
+          <w:sz w:val="20"/>
+          <w:szCs w:val="20"/>
+        </w:rPr>
+        <w:t>Platforms</w:t>
+      </w:r>
+      <w:r>
+        <w:rPr>
+          <w:b/>
+          <w:sz w:val="20"/>
+          <w:szCs w:val="20"/>
+        </w:rPr>
+        <w:t>:</w:t>
       </w:r>
       <w:r>
         <w:rPr>
           <w:bCs/>
-          <w:sz w:val="24"/>
-          <w:szCs w:val="24"/>
+          <w:sz w:val="20"/>
+          <w:szCs w:val="20"/>
         </w:rPr>
         <w:t xml:space="preserve"> Terminal, GitHub, </w:t>
       </w:r>
@@ -626,8 +645,8 @@
       <w:r>
         <w:rPr>
           <w:bCs/>
-          <w:sz w:val="24"/>
-          <w:szCs w:val="24"/>
+          <w:sz w:val="20"/>
+          <w:szCs w:val="20"/>
         </w:rPr>
         <w:t>VSCode</w:t>
       </w:r>
@@ -635,18 +654,83 @@
       <w:r>
         <w:rPr>
           <w:bCs/>
-          <w:sz w:val="24"/>
-          <w:szCs w:val="24"/>
+          <w:sz w:val="20"/>
+          <w:szCs w:val="20"/>
         </w:rPr>
         <w:t xml:space="preserve">, </w:t>
       </w:r>
       <w:r>
         <w:rPr>
           <w:bCs/>
-          <w:sz w:val="24"/>
-          <w:szCs w:val="24"/>
+          <w:sz w:val="20"/>
+          <w:szCs w:val="20"/>
         </w:rPr>
         <w:t>Microsoft Office</w:t>
+      </w:r>
+      <w:r>
+        <w:rPr>
+          <w:bCs/>
+          <w:sz w:val="20"/>
+          <w:szCs w:val="20"/>
+        </w:rPr>
+        <w:t xml:space="preserve">, </w:t>
+      </w:r>
+      <w:proofErr w:type="spellStart"/>
+      <w:r>
+        <w:rPr>
+          <w:bCs/>
+          <w:sz w:val="20"/>
+          <w:szCs w:val="20"/>
+        </w:rPr>
+        <w:t>appwrite</w:t>
+      </w:r>
+      <w:proofErr w:type="spellEnd"/>
+    </w:p>
+    <w:p>
+      <w:pPr>
+        <w:tabs>
+          <w:tab w:val="right" w:pos="10224"/>
+        </w:tabs>
+        <w:spacing w:after="40" w:line="240" w:lineRule="auto"/>
+        <w:rPr>
+          <w:bCs/>
+          <w:sz w:val="20"/>
+          <w:szCs w:val="20"/>
+        </w:rPr>
+      </w:pPr>
+      <w:r>
+        <w:rPr>
+          <w:b/>
+          <w:sz w:val="20"/>
+          <w:szCs w:val="20"/>
+        </w:rPr>
+        <w:t>Data Science and Visualization:</w:t>
+      </w:r>
+      <w:r>
+        <w:rPr>
+          <w:bCs/>
+          <w:sz w:val="20"/>
+          <w:szCs w:val="20"/>
+        </w:rPr>
+        <w:t xml:space="preserve"> NumPy, Pandas, Matplotlib</w:t>
+      </w:r>
+    </w:p>
+    <w:p>
+      <w:pPr>
+        <w:pStyle w:val="Heading2"/>
+        <w:rPr>
+          <w:color w:val="auto"/>
+          <w:sz w:val="21"/>
+          <w:szCs w:val="21"/>
+        </w:rPr>
+      </w:pPr>
+      <w:r>
+        <w:rPr>
+          <w:color w:val="auto"/>
+          <w:sz w:val="21"/>
+          <w:szCs w:val="21"/>
+        </w:rPr>
+        <w:t>education</w:t>
       </w:r>
     </w:p>
     <w:p>
@@ -658,61 +742,29 @@
         <w:rPr>
           <w:b/>
           <w:caps/>
-          <w:sz w:val="24"/>
-          <w:szCs w:val="24"/>
-        </w:rPr>
-      </w:pPr>
-    </w:p>
-    <w:p>
-      <w:pPr>
-        <w:pStyle w:val="Heading2"/>
-        <w:rPr>
-          <w:color w:val="auto"/>
-          <w:sz w:val="28"/>
-          <w:szCs w:val="28"/>
-        </w:rPr>
-      </w:pPr>
-      <w:r>
-        <w:rPr>
-          <w:color w:val="auto"/>
-          <w:sz w:val="28"/>
-          <w:szCs w:val="28"/>
-        </w:rPr>
-        <w:t>education</w:t>
-      </w:r>
-    </w:p>
-    <w:p>
-      <w:pPr>
-        <w:tabs>
-          <w:tab w:val="right" w:pos="10224"/>
-        </w:tabs>
-        <w:spacing w:after="0" w:line="240" w:lineRule="auto"/>
-        <w:rPr>
-          <w:b/>
-          <w:caps/>
-          <w:sz w:val="20"/>
-          <w:szCs w:val="20"/>
+          <w:sz w:val="15"/>
+          <w:szCs w:val="15"/>
         </w:rPr>
       </w:pPr>
       <w:r>
         <w:rPr>
           <w:noProof/>
-          <w:sz w:val="16"/>
-          <w:szCs w:val="16"/>
+          <w:sz w:val="11"/>
+          <w:szCs w:val="11"/>
         </w:rPr>
         <mc:AlternateContent>
           <mc:Choice Requires="wps">
             <w:drawing>
-              <wp:anchor distT="0" distB="0" distL="114300" distR="114300" simplePos="0" relativeHeight="251674624" behindDoc="0" locked="0" layoutInCell="1" allowOverlap="1" wp14:anchorId="5B1FE7DB" wp14:editId="720EA887">
+              <wp:anchor distT="0" distB="0" distL="114300" distR="114300" simplePos="0" relativeHeight="251674624" behindDoc="0" locked="0" layoutInCell="1" allowOverlap="1" wp14:anchorId="5B1FE7DB" wp14:editId="041C4D1F">
                 <wp:simplePos x="0" y="0"/>
                 <wp:positionH relativeFrom="column">
                   <wp:posOffset>0</wp:posOffset>
                 </wp:positionH>
                 <wp:positionV relativeFrom="paragraph">
-                  <wp:posOffset>-635</wp:posOffset>
+                  <wp:posOffset>44450</wp:posOffset>
                 </wp:positionV>
-                <wp:extent cx="6789420" cy="0"/>
-                <wp:effectExtent l="0" t="0" r="0" b="0"/>
+                <wp:extent cx="6858000" cy="0"/>
+                <wp:effectExtent l="0" t="12700" r="12700" b="12700"/>
                 <wp:wrapNone/>
                 <wp:docPr id="816879376" name="Straight Connector 816879376"/>
                 <wp:cNvGraphicFramePr/>
@@ -723,7 +775,7 @@
                       <wps:spPr>
                         <a:xfrm>
                           <a:off x="0" y="0"/>
-                          <a:ext cx="6789420" cy="0"/>
+                          <a:ext cx="6858000" cy="0"/>
                         </a:xfrm>
                         <a:prstGeom prst="line">
                           <a:avLst/>
@@ -750,7 +802,7 @@
           </mc:Choice>
           <mc:Fallback>
             <w:pict>
-              <v:line w14:anchorId="7A2949BE" id="Straight Connector 816879376" o:spid="_x0000_s1026" style="position:absolute;z-index:251674624;visibility:visible;mso-wrap-style:square;mso-width-percent:0;mso-wrap-distance-left:9pt;mso-wrap-distance-top:0;mso-wrap-distance-right:9pt;mso-wrap-distance-bottom:0;mso-position-horizontal:absolute;mso-position-horizontal-relative:text;mso-position-vertical:absolute;mso-position-vertical-relative:text;mso-width-percent:0;mso-width-relative:margin" from="0,-.05pt" to="534.6pt,-.05pt" o:gfxdata="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" strokeweight="1.5pt">
+              <v:line w14:anchorId="4B964BE8" id="Straight Connector 816879376" o:spid="_x0000_s1026" style="position:absolute;z-index:251674624;visibility:visible;mso-wrap-style:square;mso-width-percent:0;mso-wrap-distance-left:9pt;mso-wrap-distance-top:0;mso-wrap-distance-right:9pt;mso-wrap-distance-bottom:0;mso-position-horizontal:absolute;mso-position-horizontal-relative:text;mso-position-vertical:absolute;mso-position-vertical-relative:text;mso-width-percent:0;mso-width-relative:margin" from="0,3.5pt" to="540pt,3.5pt" o:gfxdata="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" strokeweight="1.5pt">
                 <v:stroke joinstyle="miter"/>
               </v:line>
             </w:pict>
@@ -760,263 +812,368 @@
     </w:p>
     <w:p>
       <w:pPr>
-        <w:spacing w:after="160" w:line="259" w:lineRule="auto"/>
+        <w:spacing w:after="0" w:line="259" w:lineRule="auto"/>
         <w:contextualSpacing/>
         <w:rPr>
-          <w:sz w:val="24"/>
-          <w:szCs w:val="24"/>
-        </w:rPr>
-      </w:pPr>
-      <w:r>
-        <w:rPr>
-          <w:sz w:val="24"/>
-          <w:szCs w:val="24"/>
-        </w:rPr>
-        <w:t>MS</w:t>
-      </w:r>
-      <w:r>
-        <w:rPr>
-          <w:sz w:val="24"/>
-          <w:szCs w:val="24"/>
-        </w:rPr>
-        <w:tab/>
+          <w:sz w:val="20"/>
+          <w:szCs w:val="20"/>
+        </w:rPr>
+      </w:pPr>
+      <w:r>
+        <w:rPr>
+          <w:b/>
+          <w:bCs/>
+          <w:sz w:val="20"/>
+          <w:szCs w:val="20"/>
+        </w:rPr>
+        <w:t>M</w:t>
+      </w:r>
+      <w:r>
+        <w:rPr>
+          <w:b/>
+          <w:bCs/>
+          <w:sz w:val="20"/>
+          <w:szCs w:val="20"/>
+        </w:rPr>
+        <w:t xml:space="preserve">aster of Science in </w:t>
+      </w:r>
+      <w:r>
+        <w:rPr>
+          <w:b/>
+          <w:bCs/>
+          <w:sz w:val="20"/>
+          <w:szCs w:val="20"/>
+        </w:rPr>
         <w:t>Phy</w:t>
       </w:r>
       <w:r>
         <w:rPr>
-          <w:sz w:val="24"/>
-          <w:szCs w:val="24"/>
-        </w:rPr>
-        <w:t>sics, George Washington University</w:t>
-      </w:r>
-      <w:r>
-        <w:rPr>
-          <w:sz w:val="24"/>
-          <w:szCs w:val="24"/>
-        </w:rPr>
-        <w:t>, Washington, DC</w:t>
-      </w:r>
-      <w:r>
-        <w:rPr>
-          <w:sz w:val="24"/>
-          <w:szCs w:val="24"/>
-        </w:rPr>
-        <w:tab/>
+          <w:b/>
+          <w:bCs/>
+          <w:sz w:val="20"/>
+          <w:szCs w:val="20"/>
+        </w:rPr>
+        <w:t>sics</w:t>
+      </w:r>
+      <w:r>
+        <w:rPr>
+          <w:sz w:val="20"/>
+          <w:szCs w:val="20"/>
+        </w:rPr>
+        <w:t>, George Washington University</w:t>
+      </w:r>
+      <w:r>
+        <w:rPr>
+          <w:sz w:val="20"/>
+          <w:szCs w:val="20"/>
+        </w:rPr>
+        <w:t>;</w:t>
+      </w:r>
+      <w:r>
+        <w:rPr>
+          <w:sz w:val="20"/>
+          <w:szCs w:val="20"/>
+        </w:rPr>
+        <w:t xml:space="preserve"> Washington, DC</w:t>
+      </w:r>
+      <w:r>
+        <w:rPr>
+          <w:sz w:val="20"/>
+          <w:szCs w:val="20"/>
+        </w:rPr>
+        <w:t>;</w:t>
+      </w:r>
+      <w:r>
+        <w:rPr>
+          <w:sz w:val="20"/>
+          <w:szCs w:val="20"/>
+        </w:rPr>
+        <w:t xml:space="preserve"> May 2024</w:t>
       </w:r>
     </w:p>
     <w:p>
       <w:pPr>
-        <w:spacing w:after="160" w:line="259" w:lineRule="auto"/>
+        <w:pStyle w:val="ListParagraph"/>
+        <w:numPr>
+          <w:ilvl w:val="0"/>
+          <w:numId w:val="20"/>
+        </w:numPr>
+        <w:spacing w:line="259" w:lineRule="auto"/>
+        <w:contextualSpacing/>
+      </w:pPr>
+      <w:r>
+        <w:t xml:space="preserve">Concentration: Data Analysis and </w:t>
+      </w:r>
+      <w:r>
+        <w:t>Programming.</w:t>
+      </w:r>
+    </w:p>
+    <w:p>
+      <w:pPr>
+        <w:pStyle w:val="ListParagraph"/>
+        <w:numPr>
+          <w:ilvl w:val="0"/>
+          <w:numId w:val="20"/>
+        </w:numPr>
+        <w:spacing w:line="259" w:lineRule="auto"/>
+        <w:contextualSpacing/>
+      </w:pPr>
+      <w:r>
+        <w:t xml:space="preserve">Relevant Coursework: Advanced Data Analysis, </w:t>
+      </w:r>
+      <w:r>
+        <w:t>Frontend</w:t>
+      </w:r>
+      <w:r>
+        <w:t xml:space="preserve"> Development, Statistical</w:t>
+      </w:r>
+      <w:r>
+        <w:t xml:space="preserve"> </w:t>
+      </w:r>
+      <w:r>
+        <w:t>Computing</w:t>
+      </w:r>
+      <w:r>
+        <w:t>.</w:t>
+      </w:r>
+    </w:p>
+    <w:p>
+      <w:pPr>
+        <w:spacing w:after="0" w:line="259" w:lineRule="auto"/>
         <w:contextualSpacing/>
         <w:rPr>
           <w:rFonts w:asciiTheme="minorHAnsi" w:hAnsiTheme="minorHAnsi" w:cstheme="minorHAnsi"/>
           <w:bCs/>
-          <w:sz w:val="24"/>
-          <w:szCs w:val="24"/>
-        </w:rPr>
-      </w:pPr>
-      <w:r>
-        <w:rPr>
-          <w:sz w:val="24"/>
-          <w:szCs w:val="24"/>
-        </w:rPr>
-        <w:tab/>
-      </w:r>
-      <w:r>
-        <w:rPr>
-          <w:sz w:val="24"/>
-          <w:szCs w:val="24"/>
-        </w:rPr>
-        <w:tab/>
-      </w:r>
-      <w:r>
-        <w:rPr>
-          <w:sz w:val="24"/>
-          <w:szCs w:val="24"/>
-        </w:rPr>
-        <w:tab/>
+          <w:sz w:val="20"/>
+          <w:szCs w:val="20"/>
+        </w:rPr>
+      </w:pPr>
+      <w:r>
+        <w:rPr>
+          <w:rFonts w:asciiTheme="minorHAnsi" w:hAnsiTheme="minorHAnsi" w:cstheme="minorHAnsi"/>
+          <w:b/>
+          <w:bCs/>
+          <w:sz w:val="20"/>
+          <w:szCs w:val="20"/>
+        </w:rPr>
+        <w:t>B</w:t>
+      </w:r>
+      <w:r>
+        <w:rPr>
+          <w:rFonts w:asciiTheme="minorHAnsi" w:hAnsiTheme="minorHAnsi" w:cstheme="minorHAnsi"/>
+          <w:b/>
+          <w:bCs/>
+          <w:sz w:val="20"/>
+          <w:szCs w:val="20"/>
+        </w:rPr>
+        <w:t>achelor of Science</w:t>
+      </w:r>
+      <w:r>
+        <w:rPr>
+          <w:rFonts w:asciiTheme="minorHAnsi" w:hAnsiTheme="minorHAnsi" w:cstheme="minorHAnsi"/>
+          <w:b/>
+          <w:bCs/>
+          <w:sz w:val="20"/>
+          <w:szCs w:val="20"/>
+        </w:rPr>
+        <w:t xml:space="preserve"> in </w:t>
+      </w:r>
+      <w:r>
+        <w:rPr>
+          <w:rFonts w:asciiTheme="minorHAnsi" w:hAnsiTheme="minorHAnsi" w:cstheme="minorHAnsi"/>
+          <w:b/>
+          <w:bCs/>
+          <w:sz w:val="20"/>
+          <w:szCs w:val="20"/>
+        </w:rPr>
+        <w:t>Mathematics</w:t>
+      </w:r>
+      <w:r>
+        <w:rPr>
+          <w:rFonts w:asciiTheme="minorHAnsi" w:hAnsiTheme="minorHAnsi" w:cstheme="minorHAnsi"/>
+          <w:b/>
+          <w:bCs/>
+          <w:sz w:val="20"/>
+          <w:szCs w:val="20"/>
+        </w:rPr>
+        <w:t xml:space="preserve"> and Physics</w:t>
+      </w:r>
+      <w:r>
+        <w:rPr>
+          <w:rFonts w:asciiTheme="minorHAnsi" w:hAnsiTheme="minorHAnsi" w:cstheme="minorHAnsi"/>
+          <w:bCs/>
+          <w:sz w:val="20"/>
+          <w:szCs w:val="20"/>
+        </w:rPr>
+        <w:t xml:space="preserve">, </w:t>
+      </w:r>
+      <w:r>
+        <w:rPr>
+          <w:rFonts w:asciiTheme="minorHAnsi" w:hAnsiTheme="minorHAnsi" w:cstheme="minorHAnsi"/>
+          <w:bCs/>
+          <w:sz w:val="20"/>
+          <w:szCs w:val="20"/>
+        </w:rPr>
+        <w:t>University</w:t>
+      </w:r>
+      <w:r>
+        <w:rPr>
+          <w:rFonts w:asciiTheme="minorHAnsi" w:hAnsiTheme="minorHAnsi" w:cstheme="minorHAnsi"/>
+          <w:bCs/>
+          <w:sz w:val="20"/>
+          <w:szCs w:val="20"/>
+        </w:rPr>
+        <w:t xml:space="preserve"> of California, Irvine</w:t>
+      </w:r>
+      <w:r>
+        <w:rPr>
+          <w:rFonts w:asciiTheme="minorHAnsi" w:hAnsiTheme="minorHAnsi" w:cstheme="minorHAnsi"/>
+          <w:bCs/>
+          <w:sz w:val="20"/>
+          <w:szCs w:val="20"/>
+        </w:rPr>
+        <w:t>;</w:t>
+      </w:r>
+      <w:r>
+        <w:rPr>
+          <w:rFonts w:asciiTheme="minorHAnsi" w:hAnsiTheme="minorHAnsi" w:cstheme="minorHAnsi"/>
+          <w:bCs/>
+          <w:sz w:val="20"/>
+          <w:szCs w:val="20"/>
+        </w:rPr>
+        <w:t xml:space="preserve"> </w:t>
+      </w:r>
+      <w:r>
+        <w:rPr>
+          <w:rFonts w:asciiTheme="minorHAnsi" w:hAnsiTheme="minorHAnsi" w:cstheme="minorHAnsi"/>
+          <w:bCs/>
+          <w:sz w:val="20"/>
+          <w:szCs w:val="20"/>
+        </w:rPr>
+        <w:t>Irvine,</w:t>
+      </w:r>
+      <w:r>
+        <w:rPr>
+          <w:rFonts w:asciiTheme="minorHAnsi" w:hAnsiTheme="minorHAnsi" w:cstheme="minorHAnsi"/>
+          <w:bCs/>
+          <w:sz w:val="20"/>
+          <w:szCs w:val="20"/>
+        </w:rPr>
+        <w:t xml:space="preserve"> </w:t>
+      </w:r>
+      <w:r>
+        <w:rPr>
+          <w:rFonts w:asciiTheme="minorHAnsi" w:hAnsiTheme="minorHAnsi" w:cstheme="minorHAnsi"/>
+          <w:bCs/>
+          <w:sz w:val="20"/>
+          <w:szCs w:val="20"/>
+        </w:rPr>
+        <w:t>CA</w:t>
+      </w:r>
+      <w:r>
+        <w:rPr>
+          <w:rFonts w:asciiTheme="minorHAnsi" w:hAnsiTheme="minorHAnsi" w:cstheme="minorHAnsi"/>
+          <w:bCs/>
+          <w:sz w:val="20"/>
+          <w:szCs w:val="20"/>
+        </w:rPr>
+        <w:t>;</w:t>
+      </w:r>
+      <w:r>
+        <w:rPr>
+          <w:rFonts w:asciiTheme="minorHAnsi" w:hAnsiTheme="minorHAnsi" w:cstheme="minorHAnsi"/>
+          <w:bCs/>
+          <w:sz w:val="20"/>
+          <w:szCs w:val="20"/>
+        </w:rPr>
+        <w:t xml:space="preserve"> March 2022</w:t>
       </w:r>
     </w:p>
     <w:p>
       <w:pPr>
-        <w:spacing w:after="160" w:line="259" w:lineRule="auto"/>
+        <w:pStyle w:val="ListParagraph"/>
+        <w:numPr>
+          <w:ilvl w:val="0"/>
+          <w:numId w:val="20"/>
+        </w:numPr>
+        <w:spacing w:line="259" w:lineRule="auto"/>
         <w:contextualSpacing/>
+        <w:rPr>
+          <w:rFonts w:cs="Calibri"/>
+        </w:rPr>
+      </w:pPr>
+      <w:r>
         <w:rPr>
           <w:rFonts w:asciiTheme="minorHAnsi" w:hAnsiTheme="minorHAnsi" w:cstheme="minorHAnsi"/>
           <w:bCs/>
-          <w:sz w:val="24"/>
-          <w:szCs w:val="24"/>
-        </w:rPr>
-      </w:pPr>
-      <w:r>
-        <w:rPr>
-          <w:rFonts w:asciiTheme="minorHAnsi" w:hAnsiTheme="minorHAnsi" w:cstheme="minorHAnsi"/>
-          <w:sz w:val="24"/>
-          <w:szCs w:val="24"/>
-        </w:rPr>
-        <w:t>B</w:t>
-      </w:r>
-      <w:r>
-        <w:rPr>
-          <w:rFonts w:asciiTheme="minorHAnsi" w:hAnsiTheme="minorHAnsi" w:cstheme="minorHAnsi"/>
-          <w:sz w:val="24"/>
-          <w:szCs w:val="24"/>
-        </w:rPr>
-        <w:t>S</w:t>
+        </w:rPr>
+        <w:t>Dean’s List</w:t>
       </w:r>
       <w:r>
         <w:rPr>
           <w:rFonts w:asciiTheme="minorHAnsi" w:hAnsiTheme="minorHAnsi" w:cstheme="minorHAnsi"/>
           <w:bCs/>
-          <w:sz w:val="24"/>
-          <w:szCs w:val="24"/>
-        </w:rPr>
-        <w:t xml:space="preserve">         </w:t>
+        </w:rPr>
+        <w:t xml:space="preserve"> 2018-2019, </w:t>
       </w:r>
       <w:r>
         <w:rPr>
           <w:rFonts w:asciiTheme="minorHAnsi" w:hAnsiTheme="minorHAnsi" w:cstheme="minorHAnsi"/>
           <w:bCs/>
-          <w:sz w:val="24"/>
-          <w:szCs w:val="24"/>
-        </w:rPr>
-        <w:t>Mathematics</w:t>
+        </w:rPr>
+        <w:t>2021-</w:t>
       </w:r>
       <w:r>
         <w:rPr>
           <w:rFonts w:asciiTheme="minorHAnsi" w:hAnsiTheme="minorHAnsi" w:cstheme="minorHAnsi"/>
           <w:bCs/>
-          <w:sz w:val="24"/>
-          <w:szCs w:val="24"/>
-        </w:rPr>
-        <w:t xml:space="preserve"> and Physics</w:t>
-      </w:r>
+        </w:rPr>
+        <w:t>2022</w:t>
+      </w:r>
+    </w:p>
+    <w:p>
+      <w:pPr>
+        <w:pStyle w:val="ListParagraph"/>
+        <w:numPr>
+          <w:ilvl w:val="0"/>
+          <w:numId w:val="20"/>
+        </w:numPr>
+        <w:spacing w:line="259" w:lineRule="auto"/>
+        <w:contextualSpacing/>
+        <w:rPr>
+          <w:rFonts w:cs="Calibri"/>
+        </w:rPr>
+      </w:pPr>
       <w:r>
         <w:rPr>
           <w:rFonts w:asciiTheme="minorHAnsi" w:hAnsiTheme="minorHAnsi" w:cstheme="minorHAnsi"/>
           <w:bCs/>
-          <w:sz w:val="24"/>
-          <w:szCs w:val="24"/>
-        </w:rPr>
-        <w:t xml:space="preserve">, </w:t>
-      </w:r>
-      <w:r>
-        <w:rPr>
-          <w:rFonts w:asciiTheme="minorHAnsi" w:hAnsiTheme="minorHAnsi" w:cstheme="minorHAnsi"/>
-          <w:bCs/>
-          <w:sz w:val="24"/>
-          <w:szCs w:val="24"/>
-        </w:rPr>
-        <w:t>University</w:t>
-      </w:r>
-      <w:r>
-        <w:rPr>
-          <w:rFonts w:asciiTheme="minorHAnsi" w:hAnsiTheme="minorHAnsi" w:cstheme="minorHAnsi"/>
-          <w:bCs/>
-          <w:sz w:val="24"/>
-          <w:szCs w:val="24"/>
-        </w:rPr>
-        <w:t xml:space="preserve"> of California, Irvine</w:t>
-      </w:r>
-      <w:r>
-        <w:rPr>
-          <w:rFonts w:asciiTheme="minorHAnsi" w:hAnsiTheme="minorHAnsi" w:cstheme="minorHAnsi"/>
-          <w:bCs/>
-          <w:sz w:val="24"/>
-          <w:szCs w:val="24"/>
-        </w:rPr>
-        <w:t xml:space="preserve">, </w:t>
-      </w:r>
-      <w:r>
-        <w:rPr>
-          <w:rFonts w:asciiTheme="minorHAnsi" w:hAnsiTheme="minorHAnsi" w:cstheme="minorHAnsi"/>
-          <w:bCs/>
-          <w:sz w:val="24"/>
-          <w:szCs w:val="24"/>
-        </w:rPr>
-        <w:t>Irvine,</w:t>
-      </w:r>
-      <w:r>
-        <w:rPr>
-          <w:rFonts w:asciiTheme="minorHAnsi" w:hAnsiTheme="minorHAnsi" w:cstheme="minorHAnsi"/>
-          <w:bCs/>
-          <w:sz w:val="24"/>
-          <w:szCs w:val="24"/>
-        </w:rPr>
-        <w:t xml:space="preserve"> </w:t>
-      </w:r>
-      <w:r>
-        <w:rPr>
-          <w:rFonts w:asciiTheme="minorHAnsi" w:hAnsiTheme="minorHAnsi" w:cstheme="minorHAnsi"/>
-          <w:bCs/>
-          <w:sz w:val="24"/>
-          <w:szCs w:val="24"/>
-        </w:rPr>
-        <w:t>CA</w:t>
+        </w:rPr>
+        <w:t>GPA 3.5/4.0</w:t>
       </w:r>
     </w:p>
     <w:p>
       <w:pPr>
-        <w:spacing w:after="160" w:line="259" w:lineRule="auto"/>
-        <w:contextualSpacing/>
-        <w:rPr>
-          <w:rFonts w:cs="Calibri"/>
-          <w:sz w:val="24"/>
-          <w:szCs w:val="24"/>
-        </w:rPr>
-      </w:pPr>
-      <w:r>
-        <w:rPr>
-          <w:rFonts w:asciiTheme="minorHAnsi" w:hAnsiTheme="minorHAnsi" w:cstheme="minorHAnsi"/>
-          <w:bCs/>
-          <w:sz w:val="24"/>
-          <w:szCs w:val="24"/>
-        </w:rPr>
-        <w:tab/>
-        <w:t>Dean’s List</w:t>
-      </w:r>
-      <w:r>
-        <w:rPr>
-          <w:rFonts w:asciiTheme="minorHAnsi" w:hAnsiTheme="minorHAnsi" w:cstheme="minorHAnsi"/>
-          <w:bCs/>
-          <w:sz w:val="24"/>
-          <w:szCs w:val="24"/>
-        </w:rPr>
-        <w:t xml:space="preserve"> 2018-2019, </w:t>
-      </w:r>
-      <w:r>
-        <w:rPr>
-          <w:rFonts w:asciiTheme="minorHAnsi" w:hAnsiTheme="minorHAnsi" w:cstheme="minorHAnsi"/>
-          <w:bCs/>
-          <w:sz w:val="24"/>
-          <w:szCs w:val="24"/>
-        </w:rPr>
-        <w:t>2021-</w:t>
-      </w:r>
-      <w:r>
-        <w:rPr>
-          <w:rFonts w:asciiTheme="minorHAnsi" w:hAnsiTheme="minorHAnsi" w:cstheme="minorHAnsi"/>
-          <w:bCs/>
-          <w:sz w:val="24"/>
-          <w:szCs w:val="24"/>
-        </w:rPr>
-        <w:t>2022</w:t>
-      </w:r>
-    </w:p>
-    <w:p>
-      <w:pPr>
         <w:pStyle w:val="Heading2"/>
         <w:rPr>
           <w:color w:val="auto"/>
-          <w:sz w:val="28"/>
-          <w:szCs w:val="28"/>
+          <w:sz w:val="21"/>
+          <w:szCs w:val="21"/>
         </w:rPr>
       </w:pPr>
       <w:r>
         <w:rPr>
           <w:color w:val="auto"/>
-          <w:sz w:val="28"/>
-          <w:szCs w:val="28"/>
+          <w:sz w:val="21"/>
+          <w:szCs w:val="21"/>
+        </w:rPr>
+        <w:t xml:space="preserve">professional </w:t>
+      </w:r>
+      <w:r>
+        <w:rPr>
+          <w:color w:val="auto"/>
+          <w:sz w:val="21"/>
+          <w:szCs w:val="21"/>
         </w:rPr>
         <w:t>Experience</w:t>
       </w:r>
@@ -1030,29 +1187,29 @@
         <w:rPr>
           <w:b/>
           <w:caps/>
-          <w:sz w:val="24"/>
-          <w:szCs w:val="24"/>
+          <w:sz w:val="20"/>
+          <w:szCs w:val="20"/>
         </w:rPr>
       </w:pPr>
       <w:r>
         <w:rPr>
           <w:noProof/>
-          <w:sz w:val="16"/>
-          <w:szCs w:val="16"/>
+          <w:sz w:val="11"/>
+          <w:szCs w:val="11"/>
         </w:rPr>
         <mc:AlternateContent>
           <mc:Choice Requires="wps">
             <w:drawing>
-              <wp:anchor distT="0" distB="0" distL="114300" distR="114300" simplePos="0" relativeHeight="251676672" behindDoc="0" locked="0" layoutInCell="1" allowOverlap="1" wp14:anchorId="642C7A92" wp14:editId="19673125">
+              <wp:anchor distT="0" distB="0" distL="114300" distR="114300" simplePos="0" relativeHeight="251676672" behindDoc="0" locked="0" layoutInCell="1" allowOverlap="1" wp14:anchorId="642C7A92" wp14:editId="7437171B">
                 <wp:simplePos x="0" y="0"/>
                 <wp:positionH relativeFrom="column">
                   <wp:posOffset>0</wp:posOffset>
                 </wp:positionH>
                 <wp:positionV relativeFrom="paragraph">
-                  <wp:posOffset>-635</wp:posOffset>
+                  <wp:posOffset>50800</wp:posOffset>
                 </wp:positionV>
-                <wp:extent cx="6789420" cy="0"/>
-                <wp:effectExtent l="0" t="0" r="0" b="0"/>
+                <wp:extent cx="6858000" cy="0"/>
+                <wp:effectExtent l="0" t="12700" r="12700" b="12700"/>
                 <wp:wrapNone/>
                 <wp:docPr id="523949109" name="Straight Connector 523949109"/>
                 <wp:cNvGraphicFramePr/>
@@ -1063,7 +1220,7 @@
                       <wps:spPr>
                         <a:xfrm>
                           <a:off x="0" y="0"/>
-                          <a:ext cx="6789420" cy="0"/>
+                          <a:ext cx="6858000" cy="0"/>
                         </a:xfrm>
                         <a:prstGeom prst="line">
                           <a:avLst/>
@@ -1090,7 +1247,7 @@
           </mc:Choice>
           <mc:Fallback>
             <w:pict>
-              <v:line w14:anchorId="2CA019E9" id="Straight Connector 523949109" o:spid="_x0000_s1026" style="position:absolute;z-index:251676672;visibility:visible;mso-wrap-style:square;mso-width-percent:0;mso-wrap-distance-left:9pt;mso-wrap-distance-top:0;mso-wrap-distance-right:9pt;mso-wrap-distance-bottom:0;mso-position-horizontal:absolute;mso-position-horizontal-relative:text;mso-position-vertical:absolute;mso-position-vertical-relative:text;mso-width-percent:0;mso-width-relative:margin" from="0,-.05pt" to="534.6pt,-.05pt" o:gfxdata="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" strokeweight="1.5pt">
+              <v:line w14:anchorId="56F8A798" id="Straight Connector 523949109" o:spid="_x0000_s1026" style="position:absolute;z-index:251676672;visibility:visible;mso-wrap-style:square;mso-width-percent:0;mso-wrap-distance-left:9pt;mso-wrap-distance-top:0;mso-wrap-distance-right:9pt;mso-wrap-distance-bottom:0;mso-position-horizontal:absolute;mso-position-horizontal-relative:text;mso-position-vertical:absolute;mso-position-vertical-relative:text;mso-width-percent:0;mso-width-relative:margin" from="0,4pt" to="540pt,4pt" o:gfxdata="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" strokeweight="1.5pt">
                 <v:stroke joinstyle="miter"/>
               </v:line>
             </w:pict>
@@ -1099,8 +1256,8 @@
       </w:r>
       <w:r>
         <w:rPr>
-          <w:sz w:val="24"/>
-          <w:szCs w:val="24"/>
+          <w:sz w:val="20"/>
+          <w:szCs w:val="20"/>
         </w:rPr>
         <w:t xml:space="preserve"> </w:t>
       </w:r>
@@ -1114,16 +1271,16 @@
         <w:rPr>
           <w:b/>
           <w:caps/>
-          <w:sz w:val="24"/>
-          <w:szCs w:val="24"/>
+          <w:sz w:val="20"/>
+          <w:szCs w:val="20"/>
         </w:rPr>
       </w:pPr>
       <w:r>
         <w:rPr>
           <w:b/>
           <w:caps/>
-          <w:sz w:val="24"/>
-          <w:szCs w:val="24"/>
+          <w:sz w:val="20"/>
+          <w:szCs w:val="20"/>
         </w:rPr>
         <w:t xml:space="preserve">George washington University </w:t>
       </w:r>
@@ -1131,16 +1288,16 @@
         <w:rPr>
           <w:b/>
           <w:bCs/>
-          <w:sz w:val="24"/>
-          <w:szCs w:val="24"/>
+          <w:sz w:val="20"/>
+          <w:szCs w:val="20"/>
           <w:u w:val="dotted"/>
         </w:rPr>
         <w:tab/>
       </w:r>
       <w:r>
         <w:rPr>
-          <w:sz w:val="24"/>
-          <w:szCs w:val="24"/>
+          <w:sz w:val="20"/>
+          <w:szCs w:val="20"/>
           <w:u w:val="dotted"/>
         </w:rPr>
         <w:t xml:space="preserve"> </w:t>
@@ -1149,15 +1306,15 @@
         <w:rPr>
           <w:b/>
           <w:bCs/>
-          <w:sz w:val="24"/>
-          <w:szCs w:val="24"/>
+          <w:sz w:val="20"/>
+          <w:szCs w:val="20"/>
         </w:rPr>
         <w:t>Washington, DC</w:t>
       </w:r>
       <w:r>
         <w:rPr>
-          <w:sz w:val="24"/>
-          <w:szCs w:val="24"/>
+          <w:sz w:val="20"/>
+          <w:szCs w:val="20"/>
         </w:rPr>
         <w:t xml:space="preserve"> </w:t>
       </w:r>
@@ -1172,211 +1329,137 @@
         <w:rPr>
           <w:b w:val="0"/>
           <w:bCs/>
-          <w:sz w:val="24"/>
-          <w:szCs w:val="24"/>
-        </w:rPr>
-      </w:pPr>
-      <w:r>
-        <w:rPr>
-          <w:sz w:val="24"/>
-          <w:szCs w:val="24"/>
-        </w:rPr>
+        </w:rPr>
+      </w:pPr>
+      <w:r>
         <w:t>Research Assistant</w:t>
       </w:r>
       <w:r>
-        <w:rPr>
-          <w:sz w:val="24"/>
-          <w:szCs w:val="24"/>
-        </w:rPr>
-        <w:t xml:space="preserve"> (</w:t>
-      </w:r>
-      <w:r>
-        <w:rPr>
-          <w:sz w:val="24"/>
-          <w:szCs w:val="24"/>
-        </w:rPr>
+        <w:t xml:space="preserve"> </w:t>
+      </w:r>
+      <w:r>
+        <w:t xml:space="preserve">&amp; Frontend Developer </w:t>
+      </w:r>
+      <w:r>
+        <w:t>(</w:t>
+      </w:r>
+      <w:r>
         <w:t>June</w:t>
       </w:r>
       <w:r>
-        <w:rPr>
-          <w:sz w:val="24"/>
-          <w:szCs w:val="24"/>
-        </w:rPr>
         <w:t xml:space="preserve"> 202</w:t>
       </w:r>
       <w:r>
-        <w:rPr>
-          <w:sz w:val="24"/>
-          <w:szCs w:val="24"/>
-        </w:rPr>
         <w:t>3</w:t>
       </w:r>
       <w:r>
-        <w:rPr>
-          <w:sz w:val="24"/>
-          <w:szCs w:val="24"/>
-        </w:rPr>
         <w:t xml:space="preserve"> to </w:t>
       </w:r>
       <w:r>
-        <w:rPr>
-          <w:sz w:val="24"/>
-          <w:szCs w:val="24"/>
-        </w:rPr>
         <w:t>December 2023</w:t>
       </w:r>
       <w:r>
-        <w:rPr>
-          <w:sz w:val="24"/>
-          <w:szCs w:val="24"/>
-        </w:rPr>
         <w:t>)</w:t>
       </w:r>
     </w:p>
     <w:p>
       <w:pPr>
         <w:pStyle w:val="ListParagraph"/>
-        <w:rPr>
-          <w:sz w:val="24"/>
-          <w:szCs w:val="24"/>
-        </w:rPr>
-      </w:pPr>
-      <w:r>
-        <w:rPr>
-          <w:sz w:val="24"/>
-          <w:szCs w:val="24"/>
-        </w:rPr>
-        <w:t>Wrote a</w:t>
-      </w:r>
-      <w:r>
-        <w:rPr>
-          <w:sz w:val="24"/>
-          <w:szCs w:val="24"/>
-        </w:rPr>
-        <w:t xml:space="preserve"> python</w:t>
-      </w:r>
-      <w:r>
-        <w:rPr>
-          <w:sz w:val="24"/>
-          <w:szCs w:val="24"/>
-        </w:rPr>
-        <w:t xml:space="preserve"> algorithm to identify and predict potential interactions in a gene hic interaction map</w:t>
-      </w:r>
-      <w:r>
-        <w:rPr>
-          <w:sz w:val="24"/>
-          <w:szCs w:val="24"/>
-        </w:rPr>
-        <w:t xml:space="preserve"> with a prediction success rate of 60%</w:t>
-      </w:r>
-      <w:r>
-        <w:rPr>
-          <w:sz w:val="24"/>
-          <w:szCs w:val="24"/>
-        </w:rPr>
+      </w:pPr>
+      <w:r>
+        <w:t>Developed frontend applications using React.js, TypeScript, and Material-UI</w:t>
+      </w:r>
+      <w:r>
         <w:t>.</w:t>
       </w:r>
     </w:p>
     <w:p>
       <w:pPr>
         <w:pStyle w:val="ListParagraph"/>
-        <w:rPr>
-          <w:sz w:val="24"/>
-          <w:szCs w:val="24"/>
-        </w:rPr>
-      </w:pPr>
-      <w:r>
-        <w:rPr>
-          <w:sz w:val="24"/>
-          <w:szCs w:val="24"/>
-        </w:rPr>
-        <w:t>Improved existing</w:t>
-      </w:r>
-      <w:r>
-        <w:rPr>
-          <w:sz w:val="24"/>
-          <w:szCs w:val="24"/>
-        </w:rPr>
+      </w:pPr>
+      <w:r>
+        <w:t>Created responsive data visualization dashboards using</w:t>
+      </w:r>
+      <w:r>
         <w:t xml:space="preserve"> python</w:t>
       </w:r>
       <w:r>
-        <w:rPr>
-          <w:sz w:val="24"/>
-          <w:szCs w:val="24"/>
-        </w:rPr>
-        <w:t xml:space="preserve"> algorithm</w:t>
-      </w:r>
-      <w:r>
-        <w:rPr>
-          <w:sz w:val="24"/>
-          <w:szCs w:val="24"/>
-        </w:rPr>
-        <w:t>s to improve their accuracy in feature detection</w:t>
-      </w:r>
-      <w:r>
-        <w:rPr>
-          <w:sz w:val="24"/>
-          <w:szCs w:val="24"/>
-        </w:rPr>
-        <w:t xml:space="preserve"> by 10%</w:t>
-      </w:r>
-      <w:r>
-        <w:rPr>
-          <w:sz w:val="24"/>
-          <w:szCs w:val="24"/>
-        </w:rPr>
         <w:t>.</w:t>
       </w:r>
     </w:p>
     <w:p>
       <w:pPr>
         <w:pStyle w:val="ListParagraph"/>
-        <w:rPr>
-          <w:sz w:val="24"/>
-          <w:szCs w:val="24"/>
-        </w:rPr>
-      </w:pPr>
-      <w:r>
-        <w:rPr>
-          <w:sz w:val="24"/>
-          <w:szCs w:val="24"/>
-        </w:rPr>
-        <w:t xml:space="preserve">Developed </w:t>
-      </w:r>
-      <w:r>
-        <w:rPr>
-          <w:sz w:val="24"/>
-          <w:szCs w:val="24"/>
-        </w:rPr>
-        <w:t>a python</w:t>
-      </w:r>
-      <w:r>
-        <w:rPr>
-          <w:sz w:val="24"/>
-          <w:szCs w:val="24"/>
-        </w:rPr>
-        <w:t xml:space="preserve"> algorithm to visually</w:t>
-      </w:r>
-      <w:r>
-        <w:rPr>
-          <w:sz w:val="24"/>
-          <w:szCs w:val="24"/>
-        </w:rPr>
-        <w:t xml:space="preserve"> and dynamically</w:t>
-      </w:r>
-      <w:r>
-        <w:rPr>
-          <w:sz w:val="24"/>
-          <w:szCs w:val="24"/>
-        </w:rPr>
-        <w:t xml:space="preserve"> represent gene features</w:t>
-      </w:r>
-      <w:r>
-        <w:rPr>
-          <w:sz w:val="24"/>
-          <w:szCs w:val="24"/>
-        </w:rPr>
-        <w:t xml:space="preserve"> in rows.</w:t>
+      </w:pPr>
+      <w:r>
+        <w:t>Implemented Node.js</w:t>
+      </w:r>
+      <w:r>
+        <w:t xml:space="preserve"> </w:t>
+      </w:r>
+      <w:r>
+        <w:t xml:space="preserve">backend with </w:t>
+      </w:r>
+      <w:r>
+        <w:t>gene</w:t>
+      </w:r>
+      <w:r>
+        <w:t xml:space="preserve"> database</w:t>
+      </w:r>
+      <w:r>
+        <w:t>.</w:t>
+      </w:r>
+    </w:p>
+    <w:p>
+      <w:pPr>
+        <w:pStyle w:val="ListParagraph"/>
+      </w:pPr>
+      <w:r>
+        <w:t>Implemented machine learning algorithm with</w:t>
+      </w:r>
+      <w:r>
+        <w:t xml:space="preserve"> accuracy in </w:t>
+      </w:r>
+      <w:r>
+        <w:t>gen</w:t>
+      </w:r>
+      <w:r>
+        <w:t>e</w:t>
+      </w:r>
+      <w:r>
+        <w:t xml:space="preserve"> interaction</w:t>
+      </w:r>
+      <w:r>
+        <w:t xml:space="preserve"> detection</w:t>
+      </w:r>
+      <w:r>
+        <w:t xml:space="preserve"> </w:t>
+      </w:r>
+      <w:r>
+        <w:t>at</w:t>
+      </w:r>
+      <w:r>
+        <w:t xml:space="preserve"> </w:t>
+      </w:r>
+      <w:r>
+        <w:t>70</w:t>
+      </w:r>
+      <w:r>
+        <w:t>%</w:t>
+      </w:r>
+      <w:r>
+        <w:t>.</w:t>
+      </w:r>
+    </w:p>
+    <w:p>
+      <w:pPr>
+        <w:pStyle w:val="ListParagraph"/>
+      </w:pPr>
+      <w:r>
+        <w:t>Managed gene database with 1TB+ scientific data along with representing them visually</w:t>
+      </w:r>
+      <w:r>
+        <w:t>.</w:t>
       </w:r>
     </w:p>
     <w:p>
@@ -1388,8 +1471,8 @@
         </w:numPr>
         <w:ind w:left="720"/>
         <w:rPr>
-          <w:sz w:val="22"/>
-          <w:szCs w:val="22"/>
+          <w:sz w:val="18"/>
+          <w:szCs w:val="18"/>
         </w:rPr>
       </w:pPr>
     </w:p>
@@ -1402,16 +1485,16 @@
         <w:rPr>
           <w:b/>
           <w:caps/>
-          <w:sz w:val="24"/>
-          <w:szCs w:val="24"/>
+          <w:sz w:val="20"/>
+          <w:szCs w:val="20"/>
         </w:rPr>
       </w:pPr>
       <w:r>
         <w:rPr>
           <w:b/>
           <w:caps/>
-          <w:sz w:val="24"/>
-          <w:szCs w:val="24"/>
+          <w:sz w:val="20"/>
+          <w:szCs w:val="20"/>
         </w:rPr>
         <w:t>University of california, Irvine</w:t>
       </w:r>
@@ -1419,16 +1502,16 @@
         <w:rPr>
           <w:b/>
           <w:bCs/>
-          <w:sz w:val="24"/>
-          <w:szCs w:val="24"/>
+          <w:sz w:val="20"/>
+          <w:szCs w:val="20"/>
           <w:u w:val="dotted"/>
         </w:rPr>
         <w:tab/>
       </w:r>
       <w:r>
         <w:rPr>
-          <w:sz w:val="24"/>
-          <w:szCs w:val="24"/>
+          <w:sz w:val="20"/>
+          <w:szCs w:val="20"/>
           <w:u w:val="dotted"/>
         </w:rPr>
         <w:t xml:space="preserve"> </w:t>
@@ -1438,8 +1521,8 @@
         <w:rPr>
           <w:b/>
           <w:bCs/>
-          <w:sz w:val="24"/>
-          <w:szCs w:val="24"/>
+          <w:sz w:val="20"/>
+          <w:szCs w:val="20"/>
         </w:rPr>
         <w:t>Irvine</w:t>
       </w:r>
@@ -1448,15 +1531,15 @@
         <w:rPr>
           <w:b/>
           <w:bCs/>
-          <w:sz w:val="24"/>
-          <w:szCs w:val="24"/>
+          <w:sz w:val="20"/>
+          <w:szCs w:val="20"/>
         </w:rPr>
         <w:t>, CA</w:t>
       </w:r>
       <w:r>
         <w:rPr>
-          <w:sz w:val="24"/>
-          <w:szCs w:val="24"/>
+          <w:sz w:val="20"/>
+          <w:szCs w:val="20"/>
         </w:rPr>
         <w:t xml:space="preserve"> </w:t>
       </w:r>
@@ -1468,158 +1551,142 @@
           <w:ilvl w:val="0"/>
           <w:numId w:val="0"/>
         </w:numPr>
-        <w:rPr>
-          <w:sz w:val="24"/>
-          <w:szCs w:val="24"/>
-        </w:rPr>
-      </w:pPr>
-      <w:r>
-        <w:rPr>
-          <w:sz w:val="24"/>
-          <w:szCs w:val="24"/>
-        </w:rPr>
+      </w:pPr>
+      <w:r>
         <w:t xml:space="preserve">Research Assistant </w:t>
       </w:r>
       <w:r>
-        <w:rPr>
-          <w:sz w:val="24"/>
-          <w:szCs w:val="24"/>
-        </w:rPr>
         <w:t>(</w:t>
       </w:r>
       <w:r>
-        <w:rPr>
-          <w:sz w:val="24"/>
-          <w:szCs w:val="24"/>
-        </w:rPr>
         <w:t>September</w:t>
       </w:r>
       <w:r>
-        <w:rPr>
-          <w:sz w:val="24"/>
-          <w:szCs w:val="24"/>
-        </w:rPr>
         <w:t xml:space="preserve"> 2021 to </w:t>
       </w:r>
       <w:r>
-        <w:rPr>
-          <w:sz w:val="24"/>
-          <w:szCs w:val="24"/>
-        </w:rPr>
         <w:t>February</w:t>
       </w:r>
       <w:r>
-        <w:rPr>
-          <w:sz w:val="24"/>
-          <w:szCs w:val="24"/>
-        </w:rPr>
         <w:t xml:space="preserve"> 202</w:t>
       </w:r>
       <w:r>
-        <w:rPr>
-          <w:sz w:val="24"/>
-          <w:szCs w:val="24"/>
-        </w:rPr>
         <w:t>2</w:t>
       </w:r>
       <w:r>
-        <w:rPr>
-          <w:sz w:val="24"/>
-          <w:szCs w:val="24"/>
-        </w:rPr>
         <w:t>)</w:t>
       </w:r>
     </w:p>
     <w:p>
       <w:pPr>
         <w:pStyle w:val="ListParagraph"/>
-        <w:rPr>
-          <w:sz w:val="24"/>
-          <w:szCs w:val="24"/>
-        </w:rPr>
-      </w:pPr>
-      <w:r>
-        <w:rPr>
-          <w:sz w:val="24"/>
-          <w:szCs w:val="24"/>
-        </w:rPr>
-        <w:t>Improved existing Tokamak algorithm to increase its ability to categorize different plasma patterns</w:t>
-      </w:r>
-      <w:r>
-        <w:rPr>
-          <w:sz w:val="24"/>
-          <w:szCs w:val="24"/>
-        </w:rPr>
-        <w:t xml:space="preserve"> with success rate around 70%</w:t>
-      </w:r>
-      <w:r>
-        <w:rPr>
-          <w:sz w:val="24"/>
-          <w:szCs w:val="24"/>
-        </w:rPr>
+      </w:pPr>
+      <w:r>
+        <w:t>Implemented automated classification systems using Python</w:t>
+      </w:r>
+      <w:r>
         <w:t>.</w:t>
       </w:r>
     </w:p>
     <w:p>
       <w:pPr>
         <w:pStyle w:val="ListParagraph"/>
-        <w:rPr>
-          <w:b/>
-          <w:caps/>
-        </w:rPr>
-      </w:pPr>
-      <w:r>
-        <w:rPr>
-          <w:sz w:val="24"/>
-          <w:szCs w:val="24"/>
-        </w:rPr>
-        <w:t xml:space="preserve">Incorporated knowledge from real analysis </w:t>
-      </w:r>
-      <w:r>
-        <w:rPr>
-          <w:sz w:val="24"/>
-          <w:szCs w:val="24"/>
-        </w:rPr>
-        <w:t>to develop a python algorithm</w:t>
-      </w:r>
-      <w:r>
-        <w:rPr>
-          <w:sz w:val="24"/>
-          <w:szCs w:val="24"/>
-        </w:rPr>
-        <w:t xml:space="preserve"> to identify the stability of plasma</w:t>
-      </w:r>
-      <w:r>
-        <w:rPr>
-          <w:sz w:val="24"/>
-          <w:szCs w:val="24"/>
-        </w:rPr>
+      </w:pPr>
+      <w:r>
+        <w:t>Optimized backend algorithms</w:t>
+      </w:r>
+      <w:r>
+        <w:t xml:space="preserve"> by</w:t>
+      </w:r>
+      <w:r>
+        <w:t xml:space="preserve"> reducing</w:t>
+      </w:r>
+      <w:r>
+        <w:t xml:space="preserve"> 35%</w:t>
+      </w:r>
+      <w:r>
+        <w:t xml:space="preserve"> processing time</w:t>
+      </w:r>
+      <w:r>
+        <w:t xml:space="preserve"> and increas</w:t>
+      </w:r>
+      <w:r>
+        <w:t>ing 10%</w:t>
+      </w:r>
+      <w:r>
+        <w:t xml:space="preserve"> accuracy</w:t>
+      </w:r>
+      <w:r>
         <w:t>.</w:t>
       </w:r>
     </w:p>
     <w:p>
       <w:pPr>
+        <w:pStyle w:val="ListParagraph"/>
+      </w:pPr>
+      <w:r>
+        <w:t>Created responsive design supporting multiple device types</w:t>
+      </w:r>
+      <w:r>
+        <w:t>.</w:t>
+      </w:r>
+    </w:p>
+    <w:p>
+      <w:pPr>
+        <w:pStyle w:val="ListParagraph"/>
+      </w:pPr>
+      <w:r>
+        <w:t xml:space="preserve">Developed real-time data visualization systems with </w:t>
+      </w:r>
+      <w:r>
+        <w:t>python</w:t>
+      </w:r>
+      <w:r>
+        <w:t>.</w:t>
+      </w:r>
+    </w:p>
+    <w:p>
+      <w:pPr>
+        <w:pStyle w:val="ListParagraph"/>
+      </w:pPr>
+      <w:r>
+        <w:t>Created responsive user interfaces supporting cross-browser compatibility</w:t>
+      </w:r>
+      <w:r>
+        <w:t>.</w:t>
+      </w:r>
+    </w:p>
+    <w:p>
+      <w:pPr>
         <w:pStyle w:val="Heading2"/>
         <w:rPr>
           <w:color w:val="auto"/>
-          <w:sz w:val="28"/>
-          <w:szCs w:val="28"/>
+          <w:sz w:val="21"/>
+          <w:szCs w:val="21"/>
         </w:rPr>
       </w:pPr>
       <w:bookmarkStart w:id="0" w:name="_Hlk170315055"/>
       <w:r>
         <w:rPr>
           <w:color w:val="auto"/>
-          <w:sz w:val="28"/>
-          <w:szCs w:val="28"/>
+          <w:sz w:val="21"/>
+          <w:szCs w:val="21"/>
+        </w:rPr>
+        <w:t xml:space="preserve">technical </w:t>
+      </w:r>
+      <w:r>
+        <w:rPr>
+          <w:color w:val="auto"/>
+          <w:sz w:val="21"/>
+          <w:szCs w:val="21"/>
         </w:rPr>
         <w:t>projects</w:t>
       </w:r>
       <w:r>
         <w:rPr>
           <w:color w:val="auto"/>
-          <w:sz w:val="28"/>
-          <w:szCs w:val="28"/>
+          <w:sz w:val="21"/>
+          <w:szCs w:val="21"/>
         </w:rPr>
         <w:t xml:space="preserve"> </w:t>
       </w:r>
@@ -1634,29 +1701,29 @@
         <w:rPr>
           <w:b/>
           <w:caps/>
-          <w:sz w:val="20"/>
-          <w:szCs w:val="20"/>
+          <w:sz w:val="15"/>
+          <w:szCs w:val="15"/>
         </w:rPr>
       </w:pPr>
       <w:r>
         <w:rPr>
           <w:noProof/>
-          <w:sz w:val="16"/>
-          <w:szCs w:val="16"/>
+          <w:sz w:val="11"/>
+          <w:szCs w:val="11"/>
         </w:rPr>
         <mc:AlternateContent>
           <mc:Choice Requires="wps">
             <w:drawing>
-              <wp:anchor distT="0" distB="0" distL="114300" distR="114300" simplePos="0" relativeHeight="251668480" behindDoc="0" locked="0" layoutInCell="1" allowOverlap="1" wp14:anchorId="38C5A01B" wp14:editId="109C0739">
+              <wp:anchor distT="0" distB="0" distL="114300" distR="114300" simplePos="0" relativeHeight="251668480" behindDoc="0" locked="0" layoutInCell="1" allowOverlap="1" wp14:anchorId="38C5A01B" wp14:editId="36A03818">
                 <wp:simplePos x="0" y="0"/>
                 <wp:positionH relativeFrom="column">
                   <wp:posOffset>0</wp:posOffset>
                 </wp:positionH>
                 <wp:positionV relativeFrom="paragraph">
-                  <wp:posOffset>0</wp:posOffset>
+                  <wp:posOffset>45720</wp:posOffset>
                 </wp:positionV>
-                <wp:extent cx="6789420" cy="0"/>
-                <wp:effectExtent l="0" t="0" r="0" b="0"/>
+                <wp:extent cx="6858000" cy="0"/>
+                <wp:effectExtent l="0" t="12700" r="12700" b="12700"/>
                 <wp:wrapNone/>
                 <wp:docPr id="690616780" name="Straight Connector 690616780"/>
                 <wp:cNvGraphicFramePr/>
@@ -1667,7 +1734,7 @@
                       <wps:spPr>
                         <a:xfrm>
                           <a:off x="0" y="0"/>
-                          <a:ext cx="6789420" cy="0"/>
+                          <a:ext cx="6858000" cy="0"/>
                         </a:xfrm>
                         <a:prstGeom prst="line">
                           <a:avLst/>
@@ -1694,7 +1761,7 @@
           </mc:Choice>
           <mc:Fallback>
             <w:pict>
-              <v:line w14:anchorId="3BC6C2D7" id="Straight Connector 690616780" o:spid="_x0000_s1026" style="position:absolute;z-index:251668480;visibility:visible;mso-wrap-style:square;mso-width-percent:0;mso-wrap-distance-left:9pt;mso-wrap-distance-top:0;mso-wrap-distance-right:9pt;mso-wrap-distance-bottom:0;mso-position-horizontal:absolute;mso-position-horizontal-relative:text;mso-position-vertical:absolute;mso-position-vertical-relative:text;mso-width-percent:0;mso-width-relative:margin" from="0,0" to="534.6pt,0" o:gfxdata="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" strokeweight="1.5pt">
+              <v:line w14:anchorId="56AC1A07" id="Straight Connector 690616780" o:spid="_x0000_s1026" style="position:absolute;z-index:251668480;visibility:visible;mso-wrap-style:square;mso-width-percent:0;mso-wrap-distance-left:9pt;mso-wrap-distance-top:0;mso-wrap-distance-right:9pt;mso-wrap-distance-bottom:0;mso-position-horizontal:absolute;mso-position-horizontal-relative:text;mso-position-vertical:absolute;mso-position-vertical-relative:text;mso-width-percent:0;mso-width-relative:margin" from="0,3.6pt" to="540pt,3.6pt" o:gfxdata="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" strokeweight="1.5pt">
                 <v:stroke joinstyle="miter"/>
               </v:line>
             </w:pict>
@@ -1704,158 +1771,300 @@
     </w:p>
     <w:p>
       <w:pPr>
-        <w:pStyle w:val="ListParagraph"/>
-        <w:rPr>
-          <w:sz w:val="24"/>
-          <w:szCs w:val="24"/>
-        </w:rPr>
-      </w:pPr>
-      <w:r>
-        <w:rPr>
-          <w:sz w:val="24"/>
-          <w:szCs w:val="24"/>
-        </w:rPr>
-        <w:t>Developed a platform using React to recommend movies and add them into a watchlist.</w:t>
+        <w:spacing w:after="0"/>
+        <w:rPr>
+          <w:b/>
+          <w:bCs/>
+          <w:sz w:val="20"/>
+          <w:szCs w:val="20"/>
+        </w:rPr>
+      </w:pPr>
+      <w:r>
+        <w:rPr>
+          <w:b/>
+          <w:bCs/>
+          <w:sz w:val="20"/>
+          <w:szCs w:val="20"/>
+        </w:rPr>
+        <w:t>Interactive Film Browser with React</w:t>
       </w:r>
     </w:p>
     <w:p>
       <w:pPr>
         <w:pStyle w:val="ListParagraph"/>
-        <w:rPr>
-          <w:sz w:val="24"/>
-          <w:szCs w:val="24"/>
-        </w:rPr>
-      </w:pPr>
-      <w:r>
-        <w:rPr>
-          <w:sz w:val="24"/>
-          <w:szCs w:val="24"/>
-        </w:rPr>
-        <w:t>Created</w:t>
-      </w:r>
-      <w:r>
-        <w:rPr>
-          <w:sz w:val="24"/>
-          <w:szCs w:val="24"/>
-        </w:rPr>
-        <w:t xml:space="preserve"> a neuro network process to learn and predict the category of astronomical objects</w:t>
-      </w:r>
-      <w:r>
-        <w:rPr>
-          <w:sz w:val="24"/>
-          <w:szCs w:val="24"/>
-        </w:rPr>
-        <w:t>.</w:t>
+      </w:pPr>
+      <w:r>
+        <w:t xml:space="preserve">Developed a </w:t>
+      </w:r>
+      <w:r>
+        <w:t>website for movies</w:t>
+      </w:r>
+      <w:r>
+        <w:t xml:space="preserve"> using React.</w:t>
       </w:r>
     </w:p>
     <w:p>
       <w:pPr>
         <w:pStyle w:val="ListParagraph"/>
-        <w:rPr>
-          <w:sz w:val="24"/>
-          <w:szCs w:val="24"/>
-        </w:rPr>
-      </w:pPr>
-      <w:r>
-        <w:rPr>
-          <w:sz w:val="24"/>
-          <w:szCs w:val="24"/>
-        </w:rPr>
-        <w:t xml:space="preserve">Designed </w:t>
-      </w:r>
-      <w:r>
-        <w:rPr>
-          <w:sz w:val="24"/>
-          <w:szCs w:val="24"/>
-        </w:rPr>
-        <w:t>a</w:t>
-      </w:r>
-      <w:r>
-        <w:rPr>
-          <w:sz w:val="24"/>
-          <w:szCs w:val="24"/>
-        </w:rPr>
-        <w:t xml:space="preserve"> </w:t>
-      </w:r>
-      <w:r>
-        <w:rPr>
-          <w:sz w:val="24"/>
-          <w:szCs w:val="24"/>
-        </w:rPr>
-        <w:t xml:space="preserve">python </w:t>
-      </w:r>
-      <w:r>
-        <w:rPr>
-          <w:sz w:val="24"/>
-          <w:szCs w:val="24"/>
-        </w:rPr>
-        <w:t>algorithm to simulate precession of the perihelion of Mercury</w:t>
-      </w:r>
-      <w:r>
-        <w:rPr>
-          <w:sz w:val="24"/>
-          <w:szCs w:val="24"/>
-        </w:rPr>
-        <w:t>.</w:t>
+      </w:pPr>
+      <w:r>
+        <w:t>Implemented a watchlist where one can add movies into it with real-time data updates.</w:t>
       </w:r>
     </w:p>
     <w:p>
       <w:pPr>
         <w:pStyle w:val="ListParagraph"/>
-        <w:rPr>
-          <w:sz w:val="24"/>
-          <w:szCs w:val="24"/>
-        </w:rPr>
-      </w:pPr>
-      <w:r>
-        <w:rPr>
-          <w:sz w:val="24"/>
-          <w:szCs w:val="24"/>
-        </w:rPr>
-        <w:t>Construct</w:t>
-      </w:r>
-      <w:r>
-        <w:rPr>
-          <w:sz w:val="24"/>
-          <w:szCs w:val="24"/>
-        </w:rPr>
-        <w:t xml:space="preserve">ed </w:t>
-      </w:r>
-      <w:r>
-        <w:rPr>
-          <w:sz w:val="24"/>
-          <w:szCs w:val="24"/>
-        </w:rPr>
-        <w:t>a</w:t>
-      </w:r>
-      <w:r>
-        <w:rPr>
-          <w:sz w:val="24"/>
-          <w:szCs w:val="24"/>
-        </w:rPr>
-        <w:t xml:space="preserve"> python</w:t>
-      </w:r>
-      <w:r>
-        <w:rPr>
-          <w:sz w:val="24"/>
-          <w:szCs w:val="24"/>
-        </w:rPr>
-        <w:t xml:space="preserve"> algorithm to simulate wave-like behavior of a particle</w:t>
-      </w:r>
-      <w:r>
-        <w:rPr>
-          <w:sz w:val="24"/>
-          <w:szCs w:val="24"/>
-        </w:rPr>
-        <w:t>.</w:t>
+      </w:pPr>
+      <w:r>
+        <w:t xml:space="preserve">Created a search engine that returns movies by name with </w:t>
+      </w:r>
+      <w:proofErr w:type="spellStart"/>
+      <w:r>
+        <w:t>OMDbAPI</w:t>
+      </w:r>
+      <w:proofErr w:type="spellEnd"/>
+      <w:r>
+        <w:t xml:space="preserve"> database.</w:t>
+      </w:r>
+    </w:p>
+    <w:p>
+      <w:pPr>
+        <w:pStyle w:val="ListParagraph"/>
+      </w:pPr>
+      <w:r>
+        <w:t>Developed details page to dynamically show the information of any given movie.</w:t>
+      </w:r>
+    </w:p>
+    <w:p>
+      <w:pPr>
+        <w:spacing w:after="0"/>
+        <w:rPr>
+          <w:b/>
+          <w:bCs/>
+          <w:sz w:val="20"/>
+          <w:szCs w:val="20"/>
+        </w:rPr>
+      </w:pPr>
+      <w:r>
+        <w:rPr>
+          <w:b/>
+          <w:bCs/>
+          <w:sz w:val="20"/>
+          <w:szCs w:val="20"/>
+        </w:rPr>
+        <w:t xml:space="preserve">Healthcare Platform Clone with React and </w:t>
+      </w:r>
+      <w:proofErr w:type="spellStart"/>
+      <w:proofErr w:type="gramStart"/>
+      <w:r>
+        <w:rPr>
+          <w:b/>
+          <w:bCs/>
+          <w:sz w:val="20"/>
+          <w:szCs w:val="20"/>
+        </w:rPr>
+        <w:t>Next,js</w:t>
+      </w:r>
+      <w:proofErr w:type="spellEnd"/>
+      <w:proofErr w:type="gramEnd"/>
+    </w:p>
+    <w:p>
+      <w:pPr>
+        <w:pStyle w:val="ListParagraph"/>
+      </w:pPr>
+      <w:r>
+        <w:t xml:space="preserve">Developed </w:t>
+      </w:r>
+      <w:r>
+        <w:t>a healthcare website</w:t>
+      </w:r>
+      <w:r>
+        <w:t xml:space="preserve"> using</w:t>
+      </w:r>
+      <w:r>
+        <w:t xml:space="preserve"> React.js, Next.js,</w:t>
+      </w:r>
+      <w:r>
+        <w:t xml:space="preserve"> tailwind,</w:t>
+      </w:r>
+      <w:r>
+        <w:t xml:space="preserve"> and TypeScrip</w:t>
+      </w:r>
+      <w:r>
+        <w:t>t.</w:t>
+      </w:r>
+    </w:p>
+    <w:p>
+      <w:pPr>
+        <w:pStyle w:val="ListParagraph"/>
+      </w:pPr>
+      <w:r>
+        <w:t>Incorporated app</w:t>
+      </w:r>
+      <w:proofErr w:type="spellStart"/>
+      <w:r>
+        <w:t>write</w:t>
+      </w:r>
+      <w:proofErr w:type="spellEnd"/>
+      <w:r>
+        <w:t xml:space="preserve"> to record and manage data from both the patients’ and the doctors’ end.</w:t>
+      </w:r>
+    </w:p>
+    <w:p>
+      <w:pPr>
+        <w:pStyle w:val="ListParagraph"/>
+      </w:pPr>
+      <w:r>
+        <w:t>Built an admin special interface via security code using React.js and TypeScript.</w:t>
+      </w:r>
+    </w:p>
+    <w:p>
+      <w:pPr>
+        <w:pStyle w:val="ListParagraph"/>
+      </w:pPr>
+      <w:r>
+        <w:t xml:space="preserve">Implemented </w:t>
+      </w:r>
+      <w:proofErr w:type="spellStart"/>
+      <w:r>
+        <w:t>shadcn</w:t>
+      </w:r>
+      <w:proofErr w:type="spellEnd"/>
+      <w:r>
+        <w:t xml:space="preserve"> for patient registration and booking appointments with doctors.</w:t>
+      </w:r>
+    </w:p>
+    <w:p>
+      <w:pPr>
+        <w:pStyle w:val="ListParagraph"/>
+      </w:pPr>
+      <w:r>
+        <w:t xml:space="preserve">Created a dynamic system to allow </w:t>
+      </w:r>
+      <w:r>
+        <w:t>doctors to accept and decline appointments with real-time data updates on the backend.</w:t>
+      </w:r>
+    </w:p>
+    <w:p>
+      <w:pPr>
+        <w:pStyle w:val="Heading2"/>
+        <w:rPr>
+          <w:color w:val="auto"/>
+          <w:sz w:val="21"/>
+          <w:szCs w:val="21"/>
+        </w:rPr>
+      </w:pPr>
+      <w:r>
+        <w:rPr>
+          <w:color w:val="auto"/>
+          <w:sz w:val="21"/>
+          <w:szCs w:val="21"/>
+        </w:rPr>
+        <w:t>Certifications</w:t>
+      </w:r>
+      <w:r>
+        <w:rPr>
+          <w:color w:val="auto"/>
+          <w:sz w:val="21"/>
+          <w:szCs w:val="21"/>
+        </w:rPr>
+        <w:t xml:space="preserve"> </w:t>
+      </w:r>
+    </w:p>
+    <w:p>
+      <w:pPr>
+        <w:spacing w:after="0"/>
+        <w:rPr>
+          <w:sz w:val="20"/>
+          <w:szCs w:val="20"/>
+        </w:rPr>
+      </w:pPr>
+      <w:r>
+        <w:rPr>
+          <w:noProof/>
+          <w:sz w:val="11"/>
+          <w:szCs w:val="11"/>
+        </w:rPr>
+        <mc:AlternateContent>
+          <mc:Choice Requires="wps">
+            <w:drawing>
+              <wp:anchor distT="0" distB="0" distL="114300" distR="114300" simplePos="0" relativeHeight="251680768" behindDoc="0" locked="0" layoutInCell="1" allowOverlap="1" wp14:anchorId="6C8EE522" wp14:editId="5738CCD7">
+                <wp:simplePos x="0" y="0"/>
+                <wp:positionH relativeFrom="column">
+                  <wp:posOffset>0</wp:posOffset>
+                </wp:positionH>
+                <wp:positionV relativeFrom="paragraph">
+                  <wp:posOffset>50800</wp:posOffset>
+                </wp:positionV>
+                <wp:extent cx="6858000" cy="0"/>
+                <wp:effectExtent l="0" t="12700" r="12700" b="12700"/>
+                <wp:wrapNone/>
+                <wp:docPr id="585346290" name="Straight Connector 585346290"/>
+                <wp:cNvGraphicFramePr/>
+                <a:graphic xmlns:a="http://schemas.openxmlformats.org/drawingml/2006/main">
+                  <a:graphicData uri="http://schemas.microsoft.com/office/word/2010/wordprocessingShape">
+                    <wps:wsp>
+                      <wps:cNvCnPr/>
+                      <wps:spPr>
+                        <a:xfrm>
+                          <a:off x="0" y="0"/>
+                          <a:ext cx="6858000" cy="0"/>
+                        </a:xfrm>
+                        <a:prstGeom prst="line">
+                          <a:avLst/>
+                        </a:prstGeom>
+                        <a:noFill/>
+                        <a:ln w="19050" cap="flat" cmpd="sng" algn="ctr">
+                          <a:solidFill>
+                            <a:srgbClr val="000000"/>
+                          </a:solidFill>
+                          <a:prstDash val="solid"/>
+                          <a:miter lim="800000"/>
+                        </a:ln>
+                        <a:effectLst/>
+                      </wps:spPr>
+                      <wps:bodyPr/>
+                    </wps:wsp>
+                  </a:graphicData>
+                </a:graphic>
+                <wp14:sizeRelH relativeFrom="margin">
+                  <wp14:pctWidth>0</wp14:pctWidth>
+                </wp14:sizeRelH>
+              </wp:anchor>
+            </w:drawing>
+          </mc:Choice>
+          <mc:Fallback>
+            <w:pict>
+              <v:line w14:anchorId="4441B2C5" id="Straight Connector 585346290" o:spid="_x0000_s1026" style="position:absolute;z-index:251680768;visibility:visible;mso-wrap-style:square;mso-width-percent:0;mso-wrap-distance-left:9pt;mso-wrap-distance-top:0;mso-wrap-distance-right:9pt;mso-wrap-distance-bottom:0;mso-position-horizontal:absolute;mso-position-horizontal-relative:text;mso-position-vertical:absolute;mso-position-vertical-relative:text;mso-width-percent:0;mso-width-relative:margin" from="0,4pt" to="540pt,4pt" o:gfxdata="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" strokeweight="1.5pt">
+                <v:stroke joinstyle="miter"/>
+              </v:line>
+            </w:pict>
+          </mc:Fallback>
+        </mc:AlternateContent>
+      </w:r>
+    </w:p>
+    <w:p>
+      <w:pPr>
+        <w:spacing w:after="0"/>
+        <w:rPr>
+          <w:sz w:val="20"/>
+          <w:szCs w:val="20"/>
+        </w:rPr>
+      </w:pPr>
+      <w:r>
+        <w:rPr>
+          <w:sz w:val="20"/>
+          <w:szCs w:val="20"/>
+        </w:rPr>
+        <w:t>FES certified Frontend Developer</w:t>
       </w:r>
     </w:p>
     <w:sectPr>
-      <w:headerReference w:type="even" r:id="rId11"/>
-      <w:headerReference w:type="default" r:id="rId12"/>
-      <w:footerReference w:type="first" r:id="rId13"/>
+      <w:headerReference w:type="even" r:id="rId10"/>
+      <w:headerReference w:type="default" r:id="rId11"/>
+      <w:footerReference w:type="first" r:id="rId12"/>
       <w:pgSz w:w="12240" w:h="15840"/>
-      <w:pgMar w:top="864" w:right="1008" w:bottom="864" w:left="1008" w:header="576" w:footer="720" w:gutter="0"/>
+      <w:pgMar w:top="720" w:right="720" w:bottom="720" w:left="720" w:header="576" w:footer="720" w:gutter="0"/>
       <w:cols w:space="720"/>
       <w:titlePg/>
       <w:docGrid w:linePitch="360"/>
@@ -2196,6 +2405,120 @@
 <file path=word/numbering.xml><?xml version="1.0" encoding="utf-8"?>
 <w:numbering xmlns:wpc="http://schemas.microsoft.com/office/word/2010/wordprocessingCanvas" xmlns:cx="http://schemas.microsoft.com/office/drawing/2014/chartex" xmlns:cx1="http://schemas.microsoft.com/office/drawing/2015/9/8/chartex" xmlns:cx2="http://schemas.microsoft.com/office/drawing/2015/10/21/chartex" xmlns:cx3="http://schemas.microsoft.com/office/drawing/2016/5/9/chartex" xmlns:cx4="http://schemas.microsoft.com/office/drawing/2016/5/10/chartex" xmlns:cx5="http://schemas.microsoft.com/office/drawing/2016/5/11/chartex" xmlns:cx6="http://schemas.microsoft.com/office/drawing/2016/5/12/chartex" xmlns:cx7="http://schemas.microsoft.com/office/drawing/2016/5/13/chartex" xmlns:cx8="http://schemas.microsoft.com/office/drawing/2016/5/14/chartex" xmlns:mc="http://schemas.openxmlformats.org/markup-compatibility/2006" xmlns:aink="http://schemas.microsoft.com/office/drawing/2016/ink" xmlns:am3d="http://schemas.microsoft.com/office/drawing/2017/model3d" xmlns:o="urn:schemas-microsoft-com:office:office" xmlns:oel="http://schemas.microsoft.com/office/2019/extlst" xmlns:r="http://schemas.openxmlformats.org/officeDocument/2006/relationships" xmlns:m="http://schemas.openxmlformats.org/officeDocument/2006/math" xmlns:v="urn:schemas-microsoft-com:vml" xmlns:wp14="http://schemas.microsoft.com/office/word/2010/wordprocessingDrawing" xmlns:wp="http://schemas.openxmlformats.org/drawingml/2006/wordprocessingDrawing" xmlns:w10="urn:schemas-microsoft-com:office:word" xmlns:w="http://schemas.openxmlformats.org/wordprocessingml/2006/main" xmlns:w14="http://schemas.microsoft.com/office/word/2010/wordml" xmlns:w15="http://schemas.microsoft.com/office/word/2012/wordml" xmlns:w16cex="http://schemas.microsoft.com/office/word/2018/wordml/cex" xmlns:w16cid="http://schemas.microsoft.com/office/word/2016/wordml/cid" xmlns:w16="http://schemas.microsoft.com/office/word/2018/wordml" xmlns:w16du="http://schemas.microsoft.com/office/word/2023/wordml/word16du" xmlns:w16sdtdh="http://schemas.microsoft.com/office/word/2020/wordml/sdtdatahash" xmlns:w16se="http://schemas.microsoft.com/office/word/2015/wordml/symex" xmlns:wpg="http://schemas.microsoft.com/office/word/2010/wordprocessingGroup" xmlns:wpi="http://schemas.microsoft.com/office/word/2010/wordprocessingInk" xmlns:wne="http://schemas.microsoft.com/office/word/2006/wordml" xmlns:wps="http://schemas.microsoft.com/office/word/2010/wordprocessingShape" mc:Ignorable="w14 w15 w16se w16cid w16 w16cex w16sdtdh w16du wp14">
   <w:abstractNum w:abstractNumId="0" w15:restartNumberingAfterBreak="0">
+    <w:nsid w:val="0F1124A3"/>
+    <w:multiLevelType w:val="multilevel"/>
+    <w:tmpl w:val="5944E3A4"/>
+    <w:styleLink w:val="CurrentList1"/>
+    <w:lvl w:ilvl="0">
+      <w:start w:val="1"/>
+      <w:numFmt w:val="bullet"/>
+      <w:lvlText w:val=""/>
+      <w:lvlJc w:val="left"/>
+      <w:pPr>
+        <w:ind w:left="720" w:hanging="360"/>
+      </w:pPr>
+      <w:rPr>
+        <w:rFonts w:ascii="Wingdings" w:hAnsi="Wingdings" w:hint="default"/>
+      </w:rPr>
+    </w:lvl>
+    <w:lvl w:ilvl="1">
+      <w:start w:val="1"/>
+      <w:numFmt w:val="bullet"/>
+      <w:lvlText w:val="o"/>
+      <w:lvlJc w:val="left"/>
+      <w:pPr>
+        <w:ind w:left="1440" w:hanging="360"/>
+      </w:pPr>
+      <w:rPr>
+        <w:rFonts w:ascii="Courier New" w:hAnsi="Courier New" w:cs="Courier New" w:hint="default"/>
+      </w:rPr>
+    </w:lvl>
+    <w:lvl w:ilvl="2">
+      <w:start w:val="1"/>
+      <w:numFmt w:val="bullet"/>
+      <w:lvlText w:val=""/>
+      <w:lvlJc w:val="left"/>
+      <w:pPr>
+        <w:ind w:left="2160" w:hanging="360"/>
+      </w:pPr>
+      <w:rPr>
+        <w:rFonts w:ascii="Wingdings" w:hAnsi="Wingdings" w:hint="default"/>
+      </w:rPr>
+    </w:lvl>
+    <w:lvl w:ilvl="3">
+      <w:start w:val="1"/>
+      <w:numFmt w:val="bullet"/>
+      <w:lvlText w:val=""/>
+      <w:lvlJc w:val="left"/>
+      <w:pPr>
+        <w:ind w:left="2880" w:hanging="360"/>
+      </w:pPr>
+      <w:rPr>
+        <w:rFonts w:ascii="Symbol" w:hAnsi="Symbol" w:hint="default"/>
+      </w:rPr>
+    </w:lvl>
+    <w:lvl w:ilvl="4">
+      <w:start w:val="1"/>
+      <w:numFmt w:val="bullet"/>
+      <w:lvlText w:val="o"/>
+      <w:lvlJc w:val="left"/>
+      <w:pPr>
+        <w:ind w:left="3600" w:hanging="360"/>
+      </w:pPr>
+      <w:rPr>
+        <w:rFonts w:ascii="Courier New" w:hAnsi="Courier New" w:cs="Courier New" w:hint="default"/>
+      </w:rPr>
+    </w:lvl>
+    <w:lvl w:ilvl="5">
+      <w:start w:val="1"/>
+      <w:numFmt w:val="bullet"/>
+      <w:lvlText w:val=""/>
+      <w:lvlJc w:val="left"/>
+      <w:pPr>
+        <w:ind w:left="4320" w:hanging="360"/>
+      </w:pPr>
+      <w:rPr>
+        <w:rFonts w:ascii="Wingdings" w:hAnsi="Wingdings" w:hint="default"/>
+      </w:rPr>
+    </w:lvl>
+    <w:lvl w:ilvl="6">
+      <w:start w:val="1"/>
+      <w:numFmt w:val="bullet"/>
+      <w:lvlText w:val=""/>
+      <w:lvlJc w:val="left"/>
+      <w:pPr>
+        <w:ind w:left="5040" w:hanging="360"/>
+      </w:pPr>
+      <w:rPr>
+        <w:rFonts w:ascii="Symbol" w:hAnsi="Symbol" w:hint="default"/>
+      </w:rPr>
+    </w:lvl>
+    <w:lvl w:ilvl="7">
+      <w:start w:val="1"/>
+      <w:numFmt w:val="bullet"/>
+      <w:lvlText w:val="o"/>
+      <w:lvlJc w:val="left"/>
+      <w:pPr>
+        <w:ind w:left="5760" w:hanging="360"/>
+      </w:pPr>
+      <w:rPr>
+        <w:rFonts w:ascii="Courier New" w:hAnsi="Courier New" w:cs="Courier New" w:hint="default"/>
+      </w:rPr>
+    </w:lvl>
+    <w:lvl w:ilvl="8">
+      <w:start w:val="1"/>
+      <w:numFmt w:val="bullet"/>
+      <w:lvlText w:val=""/>
+      <w:lvlJc w:val="left"/>
+      <w:pPr>
+        <w:ind w:left="6480" w:hanging="360"/>
+      </w:pPr>
+      <w:rPr>
+        <w:rFonts w:ascii="Wingdings" w:hAnsi="Wingdings" w:hint="default"/>
+      </w:rPr>
+    </w:lvl>
+  </w:abstractNum>
+  <w:abstractNum w:abstractNumId="1" w15:restartNumberingAfterBreak="0">
     <w:nsid w:val="147C17C2"/>
     <w:multiLevelType w:val="hybridMultilevel"/>
     <w:tmpl w:val="627A722C"/>
@@ -2308,7 +2631,120 @@
       </w:rPr>
     </w:lvl>
   </w:abstractNum>
-  <w:abstractNum w:abstractNumId="1" w15:restartNumberingAfterBreak="0">
+  <w:abstractNum w:abstractNumId="2" w15:restartNumberingAfterBreak="0">
+    <w:nsid w:val="1D0B5361"/>
+    <w:multiLevelType w:val="hybridMultilevel"/>
+    <w:tmpl w:val="FB966112"/>
+    <w:lvl w:ilvl="0" w:tplc="04090005">
+      <w:start w:val="1"/>
+      <w:numFmt w:val="bullet"/>
+      <w:lvlText w:val=""/>
+      <w:lvlJc w:val="left"/>
+      <w:pPr>
+        <w:ind w:left="1080" w:hanging="360"/>
+      </w:pPr>
+      <w:rPr>
+        <w:rFonts w:ascii="Wingdings" w:hAnsi="Wingdings" w:hint="default"/>
+      </w:rPr>
+    </w:lvl>
+    <w:lvl w:ilvl="1" w:tplc="04090003" w:tentative="1">
+      <w:start w:val="1"/>
+      <w:numFmt w:val="bullet"/>
+      <w:lvlText w:val="o"/>
+      <w:lvlJc w:val="left"/>
+      <w:pPr>
+        <w:ind w:left="1800" w:hanging="360"/>
+      </w:pPr>
+      <w:rPr>
+        <w:rFonts w:ascii="Courier New" w:hAnsi="Courier New" w:cs="Courier New" w:hint="default"/>
+      </w:rPr>
+    </w:lvl>
+    <w:lvl w:ilvl="2" w:tplc="04090005" w:tentative="1">
+      <w:start w:val="1"/>
+      <w:numFmt w:val="bullet"/>
+      <w:lvlText w:val=""/>
+      <w:lvlJc w:val="left"/>
+      <w:pPr>
+        <w:ind w:left="2520" w:hanging="360"/>
+      </w:pPr>
+      <w:rPr>
+        <w:rFonts w:ascii="Wingdings" w:hAnsi="Wingdings" w:hint="default"/>
+      </w:rPr>
+    </w:lvl>
+    <w:lvl w:ilvl="3" w:tplc="04090001" w:tentative="1">
+      <w:start w:val="1"/>
+      <w:numFmt w:val="bullet"/>
+      <w:lvlText w:val=""/>
+      <w:lvlJc w:val="left"/>
+      <w:pPr>
+        <w:ind w:left="3240" w:hanging="360"/>
+      </w:pPr>
+      <w:rPr>
+        <w:rFonts w:ascii="Symbol" w:hAnsi="Symbol" w:hint="default"/>
+      </w:rPr>
+    </w:lvl>
+    <w:lvl w:ilvl="4" w:tplc="04090003" w:tentative="1">
+      <w:start w:val="1"/>
+      <w:numFmt w:val="bullet"/>
+      <w:lvlText w:val="o"/>
+      <w:lvlJc w:val="left"/>
+      <w:pPr>
+        <w:ind w:left="3960" w:hanging="360"/>
+      </w:pPr>
+      <w:rPr>
+        <w:rFonts w:ascii="Courier New" w:hAnsi="Courier New" w:cs="Courier New" w:hint="default"/>
+      </w:rPr>
+    </w:lvl>
+    <w:lvl w:ilvl="5" w:tplc="04090005" w:tentative="1">
+      <w:start w:val="1"/>
+      <w:numFmt w:val="bullet"/>
+      <w:lvlText w:val=""/>
+      <w:lvlJc w:val="left"/>
+      <w:pPr>
+        <w:ind w:left="4680" w:hanging="360"/>
+      </w:pPr>
+      <w:rPr>
+        <w:rFonts w:ascii="Wingdings" w:hAnsi="Wingdings" w:hint="default"/>
+      </w:rPr>
+    </w:lvl>
+    <w:lvl w:ilvl="6" w:tplc="04090001" w:tentative="1">
+      <w:start w:val="1"/>
+      <w:numFmt w:val="bullet"/>
+      <w:lvlText w:val=""/>
+      <w:lvlJc w:val="left"/>
+      <w:pPr>
+        <w:ind w:left="5400" w:hanging="360"/>
+      </w:pPr>
+      <w:rPr>
+        <w:rFonts w:ascii="Symbol" w:hAnsi="Symbol" w:hint="default"/>
+      </w:rPr>
+    </w:lvl>
+    <w:lvl w:ilvl="7" w:tplc="04090003" w:tentative="1">
+      <w:start w:val="1"/>
+      <w:numFmt w:val="bullet"/>
+      <w:lvlText w:val="o"/>
+      <w:lvlJc w:val="left"/>
+      <w:pPr>
+        <w:ind w:left="6120" w:hanging="360"/>
+      </w:pPr>
+      <w:rPr>
+        <w:rFonts w:ascii="Courier New" w:hAnsi="Courier New" w:cs="Courier New" w:hint="default"/>
+      </w:rPr>
+    </w:lvl>
+    <w:lvl w:ilvl="8" w:tplc="04090005" w:tentative="1">
+      <w:start w:val="1"/>
+      <w:numFmt w:val="bullet"/>
+      <w:lvlText w:val=""/>
+      <w:lvlJc w:val="left"/>
+      <w:pPr>
+        <w:ind w:left="6840" w:hanging="360"/>
+      </w:pPr>
+      <w:rPr>
+        <w:rFonts w:ascii="Wingdings" w:hAnsi="Wingdings" w:hint="default"/>
+      </w:rPr>
+    </w:lvl>
+  </w:abstractNum>
+  <w:abstractNum w:abstractNumId="3" w15:restartNumberingAfterBreak="0">
     <w:nsid w:val="1FFA648E"/>
     <w:multiLevelType w:val="hybridMultilevel"/>
     <w:tmpl w:val="BF325C36"/>
@@ -2424,7 +2860,7 @@
       </w:rPr>
     </w:lvl>
   </w:abstractNum>
-  <w:abstractNum w:abstractNumId="2" w15:restartNumberingAfterBreak="0">
+  <w:abstractNum w:abstractNumId="4" w15:restartNumberingAfterBreak="0">
     <w:nsid w:val="23291C10"/>
     <w:multiLevelType w:val="multilevel"/>
     <w:tmpl w:val="93AE256E"/>
@@ -2573,7 +3009,7 @@
       </w:rPr>
     </w:lvl>
   </w:abstractNum>
-  <w:abstractNum w:abstractNumId="3" w15:restartNumberingAfterBreak="0">
+  <w:abstractNum w:abstractNumId="5" w15:restartNumberingAfterBreak="0">
     <w:nsid w:val="24E17B87"/>
     <w:multiLevelType w:val="hybridMultilevel"/>
     <w:tmpl w:val="AE0ECFD8"/>
@@ -2687,7 +3123,7 @@
       </w:rPr>
     </w:lvl>
   </w:abstractNum>
-  <w:abstractNum w:abstractNumId="4" w15:restartNumberingAfterBreak="0">
+  <w:abstractNum w:abstractNumId="6" w15:restartNumberingAfterBreak="0">
     <w:nsid w:val="32B92D51"/>
     <w:multiLevelType w:val="hybridMultilevel"/>
     <w:tmpl w:val="5944E3A4"/>
@@ -2801,7 +3237,7 @@
       </w:rPr>
     </w:lvl>
   </w:abstractNum>
-  <w:abstractNum w:abstractNumId="5" w15:restartNumberingAfterBreak="0">
+  <w:abstractNum w:abstractNumId="7" w15:restartNumberingAfterBreak="0">
     <w:nsid w:val="35A41856"/>
     <w:multiLevelType w:val="hybridMultilevel"/>
     <w:tmpl w:val="F87AFB72"/>
@@ -2914,7 +3350,234 @@
       </w:rPr>
     </w:lvl>
   </w:abstractNum>
-  <w:abstractNum w:abstractNumId="6" w15:restartNumberingAfterBreak="0">
+  <w:abstractNum w:abstractNumId="8" w15:restartNumberingAfterBreak="0">
+    <w:nsid w:val="37992C1C"/>
+    <w:multiLevelType w:val="hybridMultilevel"/>
+    <w:tmpl w:val="F3803498"/>
+    <w:lvl w:ilvl="0" w:tplc="04090005">
+      <w:start w:val="1"/>
+      <w:numFmt w:val="bullet"/>
+      <w:lvlText w:val=""/>
+      <w:lvlJc w:val="left"/>
+      <w:pPr>
+        <w:ind w:left="720" w:hanging="360"/>
+      </w:pPr>
+      <w:rPr>
+        <w:rFonts w:ascii="Wingdings" w:hAnsi="Wingdings" w:hint="default"/>
+      </w:rPr>
+    </w:lvl>
+    <w:lvl w:ilvl="1" w:tplc="04090003" w:tentative="1">
+      <w:start w:val="1"/>
+      <w:numFmt w:val="bullet"/>
+      <w:lvlText w:val="o"/>
+      <w:lvlJc w:val="left"/>
+      <w:pPr>
+        <w:ind w:left="1440" w:hanging="360"/>
+      </w:pPr>
+      <w:rPr>
+        <w:rFonts w:ascii="Courier New" w:hAnsi="Courier New" w:cs="Courier New" w:hint="default"/>
+      </w:rPr>
+    </w:lvl>
+    <w:lvl w:ilvl="2" w:tplc="04090005" w:tentative="1">
+      <w:start w:val="1"/>
+      <w:numFmt w:val="bullet"/>
+      <w:lvlText w:val=""/>
+      <w:lvlJc w:val="left"/>
+      <w:pPr>
+        <w:ind w:left="2160" w:hanging="360"/>
+      </w:pPr>
+      <w:rPr>
+        <w:rFonts w:ascii="Wingdings" w:hAnsi="Wingdings" w:hint="default"/>
+      </w:rPr>
+    </w:lvl>
+    <w:lvl w:ilvl="3" w:tplc="04090001" w:tentative="1">
+      <w:start w:val="1"/>
+      <w:numFmt w:val="bullet"/>
+      <w:lvlText w:val=""/>
+      <w:lvlJc w:val="left"/>
+      <w:pPr>
+        <w:ind w:left="2880" w:hanging="360"/>
+      </w:pPr>
+      <w:rPr>
+        <w:rFonts w:ascii="Symbol" w:hAnsi="Symbol" w:hint="default"/>
+      </w:rPr>
+    </w:lvl>
+    <w:lvl w:ilvl="4" w:tplc="04090003" w:tentative="1">
+      <w:start w:val="1"/>
+      <w:numFmt w:val="bullet"/>
+      <w:lvlText w:val="o"/>
+      <w:lvlJc w:val="left"/>
+      <w:pPr>
+        <w:ind w:left="3600" w:hanging="360"/>
+      </w:pPr>
+      <w:rPr>
+        <w:rFonts w:ascii="Courier New" w:hAnsi="Courier New" w:cs="Courier New" w:hint="default"/>
+      </w:rPr>
+    </w:lvl>
+    <w:lvl w:ilvl="5" w:tplc="04090005" w:tentative="1">
+      <w:start w:val="1"/>
+      <w:numFmt w:val="bullet"/>
+      <w:lvlText w:val=""/>
+      <w:lvlJc w:val="left"/>
+      <w:pPr>
+        <w:ind w:left="4320" w:hanging="360"/>
+      </w:pPr>
+      <w:rPr>
+        <w:rFonts w:ascii="Wingdings" w:hAnsi="Wingdings" w:hint="default"/>
+      </w:rPr>
+    </w:lvl>
+    <w:lvl w:ilvl="6" w:tplc="04090001" w:tentative="1">
+      <w:start w:val="1"/>
+      <w:numFmt w:val="bullet"/>
+      <w:lvlText w:val=""/>
+      <w:lvlJc w:val="left"/>
+      <w:pPr>
+        <w:ind w:left="5040" w:hanging="360"/>
+      </w:pPr>
+      <w:rPr>
+        <w:rFonts w:ascii="Symbol" w:hAnsi="Symbol" w:hint="default"/>
+      </w:rPr>
+    </w:lvl>
+    <w:lvl w:ilvl="7" w:tplc="04090003" w:tentative="1">
+      <w:start w:val="1"/>
+      <w:numFmt w:val="bullet"/>
+      <w:lvlText w:val="o"/>
+      <w:lvlJc w:val="left"/>
+      <w:pPr>
+        <w:ind w:left="5760" w:hanging="360"/>
+      </w:pPr>
+      <w:rPr>
+        <w:rFonts w:ascii="Courier New" w:hAnsi="Courier New" w:cs="Courier New" w:hint="default"/>
+      </w:rPr>
+    </w:lvl>
+    <w:lvl w:ilvl="8" w:tplc="04090005" w:tentative="1">
+      <w:start w:val="1"/>
+      <w:numFmt w:val="bullet"/>
+      <w:lvlText w:val=""/>
+      <w:lvlJc w:val="left"/>
+      <w:pPr>
+        <w:ind w:left="6480" w:hanging="360"/>
+      </w:pPr>
+      <w:rPr>
+        <w:rFonts w:ascii="Wingdings" w:hAnsi="Wingdings" w:hint="default"/>
+      </w:rPr>
+    </w:lvl>
+  </w:abstractNum>
+  <w:abstractNum w:abstractNumId="9" w15:restartNumberingAfterBreak="0">
+    <w:nsid w:val="386C4B1B"/>
+    <w:multiLevelType w:val="multilevel"/>
+    <w:tmpl w:val="5944E3A4"/>
+    <w:styleLink w:val="CurrentList4"/>
+    <w:lvl w:ilvl="0">
+      <w:start w:val="1"/>
+      <w:numFmt w:val="bullet"/>
+      <w:lvlText w:val=""/>
+      <w:lvlJc w:val="left"/>
+      <w:pPr>
+        <w:ind w:left="720" w:hanging="360"/>
+      </w:pPr>
+      <w:rPr>
+        <w:rFonts w:ascii="Wingdings" w:hAnsi="Wingdings" w:hint="default"/>
+      </w:rPr>
+    </w:lvl>
+    <w:lvl w:ilvl="1">
+      <w:start w:val="1"/>
+      <w:numFmt w:val="bullet"/>
+      <w:lvlText w:val="o"/>
+      <w:lvlJc w:val="left"/>
+      <w:pPr>
+        <w:ind w:left="1440" w:hanging="360"/>
+      </w:pPr>
+      <w:rPr>
+        <w:rFonts w:ascii="Courier New" w:hAnsi="Courier New" w:cs="Courier New" w:hint="default"/>
+      </w:rPr>
+    </w:lvl>
+    <w:lvl w:ilvl="2">
+      <w:start w:val="1"/>
+      <w:numFmt w:val="bullet"/>
+      <w:lvlText w:val=""/>
+      <w:lvlJc w:val="left"/>
+      <w:pPr>
+        <w:ind w:left="2160" w:hanging="360"/>
+      </w:pPr>
+      <w:rPr>
+        <w:rFonts w:ascii="Wingdings" w:hAnsi="Wingdings" w:hint="default"/>
+      </w:rPr>
+    </w:lvl>
+    <w:lvl w:ilvl="3">
+      <w:start w:val="1"/>
+      <w:numFmt w:val="bullet"/>
+      <w:lvlText w:val=""/>
+      <w:lvlJc w:val="left"/>
+      <w:pPr>
+        <w:ind w:left="2880" w:hanging="360"/>
+      </w:pPr>
+      <w:rPr>
+        <w:rFonts w:ascii="Symbol" w:hAnsi="Symbol" w:hint="default"/>
+      </w:rPr>
+    </w:lvl>
+    <w:lvl w:ilvl="4">
+      <w:start w:val="1"/>
+      <w:numFmt w:val="bullet"/>
+      <w:lvlText w:val="o"/>
+      <w:lvlJc w:val="left"/>
+      <w:pPr>
+        <w:ind w:left="3600" w:hanging="360"/>
+      </w:pPr>
+      <w:rPr>
+        <w:rFonts w:ascii="Courier New" w:hAnsi="Courier New" w:cs="Courier New" w:hint="default"/>
+      </w:rPr>
+    </w:lvl>
+    <w:lvl w:ilvl="5">
+      <w:start w:val="1"/>
+      <w:numFmt w:val="bullet"/>
+      <w:lvlText w:val=""/>
+      <w:lvlJc w:val="left"/>
+      <w:pPr>
+        <w:ind w:left="4320" w:hanging="360"/>
+      </w:pPr>
+      <w:rPr>
+        <w:rFonts w:ascii="Wingdings" w:hAnsi="Wingdings" w:hint="default"/>
+      </w:rPr>
+    </w:lvl>
+    <w:lvl w:ilvl="6">
+      <w:start w:val="1"/>
+      <w:numFmt w:val="bullet"/>
+      <w:lvlText w:val=""/>
+      <w:lvlJc w:val="left"/>
+      <w:pPr>
+        <w:ind w:left="5040" w:hanging="360"/>
+      </w:pPr>
+      <w:rPr>
+        <w:rFonts w:ascii="Symbol" w:hAnsi="Symbol" w:hint="default"/>
+      </w:rPr>
+    </w:lvl>
+    <w:lvl w:ilvl="7">
+      <w:start w:val="1"/>
+      <w:numFmt w:val="bullet"/>
+      <w:lvlText w:val="o"/>
+      <w:lvlJc w:val="left"/>
+      <w:pPr>
+        <w:ind w:left="5760" w:hanging="360"/>
+      </w:pPr>
+      <w:rPr>
+        <w:rFonts w:ascii="Courier New" w:hAnsi="Courier New" w:cs="Courier New" w:hint="default"/>
+      </w:rPr>
+    </w:lvl>
+    <w:lvl w:ilvl="8">
+      <w:start w:val="1"/>
+      <w:numFmt w:val="bullet"/>
+      <w:lvlText w:val=""/>
+      <w:lvlJc w:val="left"/>
+      <w:pPr>
+        <w:ind w:left="6480" w:hanging="360"/>
+      </w:pPr>
+      <w:rPr>
+        <w:rFonts w:ascii="Wingdings" w:hAnsi="Wingdings" w:hint="default"/>
+      </w:rPr>
+    </w:lvl>
+  </w:abstractNum>
+  <w:abstractNum w:abstractNumId="10" w15:restartNumberingAfterBreak="0">
     <w:nsid w:val="3BC3784F"/>
     <w:multiLevelType w:val="hybridMultilevel"/>
     <w:tmpl w:val="E38ADF88"/>
@@ -3027,7 +3690,234 @@
       </w:rPr>
     </w:lvl>
   </w:abstractNum>
-  <w:abstractNum w:abstractNumId="7" w15:restartNumberingAfterBreak="0">
+  <w:abstractNum w:abstractNumId="11" w15:restartNumberingAfterBreak="0">
+    <w:nsid w:val="3F862A0C"/>
+    <w:multiLevelType w:val="multilevel"/>
+    <w:tmpl w:val="5944E3A4"/>
+    <w:styleLink w:val="CurrentList3"/>
+    <w:lvl w:ilvl="0">
+      <w:start w:val="1"/>
+      <w:numFmt w:val="bullet"/>
+      <w:lvlText w:val=""/>
+      <w:lvlJc w:val="left"/>
+      <w:pPr>
+        <w:ind w:left="720" w:hanging="360"/>
+      </w:pPr>
+      <w:rPr>
+        <w:rFonts w:ascii="Wingdings" w:hAnsi="Wingdings" w:hint="default"/>
+      </w:rPr>
+    </w:lvl>
+    <w:lvl w:ilvl="1">
+      <w:start w:val="1"/>
+      <w:numFmt w:val="bullet"/>
+      <w:lvlText w:val="o"/>
+      <w:lvlJc w:val="left"/>
+      <w:pPr>
+        <w:ind w:left="1440" w:hanging="360"/>
+      </w:pPr>
+      <w:rPr>
+        <w:rFonts w:ascii="Courier New" w:hAnsi="Courier New" w:cs="Courier New" w:hint="default"/>
+      </w:rPr>
+    </w:lvl>
+    <w:lvl w:ilvl="2">
+      <w:start w:val="1"/>
+      <w:numFmt w:val="bullet"/>
+      <w:lvlText w:val=""/>
+      <w:lvlJc w:val="left"/>
+      <w:pPr>
+        <w:ind w:left="2160" w:hanging="360"/>
+      </w:pPr>
+      <w:rPr>
+        <w:rFonts w:ascii="Wingdings" w:hAnsi="Wingdings" w:hint="default"/>
+      </w:rPr>
+    </w:lvl>
+    <w:lvl w:ilvl="3">
+      <w:start w:val="1"/>
+      <w:numFmt w:val="bullet"/>
+      <w:lvlText w:val=""/>
+      <w:lvlJc w:val="left"/>
+      <w:pPr>
+        <w:ind w:left="2880" w:hanging="360"/>
+      </w:pPr>
+      <w:rPr>
+        <w:rFonts w:ascii="Symbol" w:hAnsi="Symbol" w:hint="default"/>
+      </w:rPr>
+    </w:lvl>
+    <w:lvl w:ilvl="4">
+      <w:start w:val="1"/>
+      <w:numFmt w:val="bullet"/>
+      <w:lvlText w:val="o"/>
+      <w:lvlJc w:val="left"/>
+      <w:pPr>
+        <w:ind w:left="3600" w:hanging="360"/>
+      </w:pPr>
+      <w:rPr>
+        <w:rFonts w:ascii="Courier New" w:hAnsi="Courier New" w:cs="Courier New" w:hint="default"/>
+      </w:rPr>
+    </w:lvl>
+    <w:lvl w:ilvl="5">
+      <w:start w:val="1"/>
+      <w:numFmt w:val="bullet"/>
+      <w:lvlText w:val=""/>
+      <w:lvlJc w:val="left"/>
+      <w:pPr>
+        <w:ind w:left="4320" w:hanging="360"/>
+      </w:pPr>
+      <w:rPr>
+        <w:rFonts w:ascii="Wingdings" w:hAnsi="Wingdings" w:hint="default"/>
+      </w:rPr>
+    </w:lvl>
+    <w:lvl w:ilvl="6">
+      <w:start w:val="1"/>
+      <w:numFmt w:val="bullet"/>
+      <w:lvlText w:val=""/>
+      <w:lvlJc w:val="left"/>
+      <w:pPr>
+        <w:ind w:left="5040" w:hanging="360"/>
+      </w:pPr>
+      <w:rPr>
+        <w:rFonts w:ascii="Symbol" w:hAnsi="Symbol" w:hint="default"/>
+      </w:rPr>
+    </w:lvl>
+    <w:lvl w:ilvl="7">
+      <w:start w:val="1"/>
+      <w:numFmt w:val="bullet"/>
+      <w:lvlText w:val="o"/>
+      <w:lvlJc w:val="left"/>
+      <w:pPr>
+        <w:ind w:left="5760" w:hanging="360"/>
+      </w:pPr>
+      <w:rPr>
+        <w:rFonts w:ascii="Courier New" w:hAnsi="Courier New" w:cs="Courier New" w:hint="default"/>
+      </w:rPr>
+    </w:lvl>
+    <w:lvl w:ilvl="8">
+      <w:start w:val="1"/>
+      <w:numFmt w:val="bullet"/>
+      <w:lvlText w:val=""/>
+      <w:lvlJc w:val="left"/>
+      <w:pPr>
+        <w:ind w:left="6480" w:hanging="360"/>
+      </w:pPr>
+      <w:rPr>
+        <w:rFonts w:ascii="Wingdings" w:hAnsi="Wingdings" w:hint="default"/>
+      </w:rPr>
+    </w:lvl>
+  </w:abstractNum>
+  <w:abstractNum w:abstractNumId="12" w15:restartNumberingAfterBreak="0">
+    <w:nsid w:val="3FE03CCF"/>
+    <w:multiLevelType w:val="hybridMultilevel"/>
+    <w:tmpl w:val="1C100976"/>
+    <w:lvl w:ilvl="0" w:tplc="04090001">
+      <w:start w:val="1"/>
+      <w:numFmt w:val="bullet"/>
+      <w:lvlText w:val=""/>
+      <w:lvlJc w:val="left"/>
+      <w:pPr>
+        <w:ind w:left="1440" w:hanging="360"/>
+      </w:pPr>
+      <w:rPr>
+        <w:rFonts w:ascii="Symbol" w:hAnsi="Symbol" w:hint="default"/>
+      </w:rPr>
+    </w:lvl>
+    <w:lvl w:ilvl="1" w:tplc="04090003" w:tentative="1">
+      <w:start w:val="1"/>
+      <w:numFmt w:val="bullet"/>
+      <w:lvlText w:val="o"/>
+      <w:lvlJc w:val="left"/>
+      <w:pPr>
+        <w:ind w:left="2160" w:hanging="360"/>
+      </w:pPr>
+      <w:rPr>
+        <w:rFonts w:ascii="Courier New" w:hAnsi="Courier New" w:cs="Courier New" w:hint="default"/>
+      </w:rPr>
+    </w:lvl>
+    <w:lvl w:ilvl="2" w:tplc="04090005" w:tentative="1">
+      <w:start w:val="1"/>
+      <w:numFmt w:val="bullet"/>
+      <w:lvlText w:val=""/>
+      <w:lvlJc w:val="left"/>
+      <w:pPr>
+        <w:ind w:left="2880" w:hanging="360"/>
+      </w:pPr>
+      <w:rPr>
+        <w:rFonts w:ascii="Wingdings" w:hAnsi="Wingdings" w:hint="default"/>
+      </w:rPr>
+    </w:lvl>
+    <w:lvl w:ilvl="3" w:tplc="04090001" w:tentative="1">
+      <w:start w:val="1"/>
+      <w:numFmt w:val="bullet"/>
+      <w:lvlText w:val=""/>
+      <w:lvlJc w:val="left"/>
+      <w:pPr>
+        <w:ind w:left="3600" w:hanging="360"/>
+      </w:pPr>
+      <w:rPr>
+        <w:rFonts w:ascii="Symbol" w:hAnsi="Symbol" w:hint="default"/>
+      </w:rPr>
+    </w:lvl>
+    <w:lvl w:ilvl="4" w:tplc="04090003" w:tentative="1">
+      <w:start w:val="1"/>
+      <w:numFmt w:val="bullet"/>
+      <w:lvlText w:val="o"/>
+      <w:lvlJc w:val="left"/>
+      <w:pPr>
+        <w:ind w:left="4320" w:hanging="360"/>
+      </w:pPr>
+      <w:rPr>
+        <w:rFonts w:ascii="Courier New" w:hAnsi="Courier New" w:cs="Courier New" w:hint="default"/>
+      </w:rPr>
+    </w:lvl>
+    <w:lvl w:ilvl="5" w:tplc="04090005" w:tentative="1">
+      <w:start w:val="1"/>
+      <w:numFmt w:val="bullet"/>
+      <w:lvlText w:val=""/>
+      <w:lvlJc w:val="left"/>
+      <w:pPr>
+        <w:ind w:left="5040" w:hanging="360"/>
+      </w:pPr>
+      <w:rPr>
+        <w:rFonts w:ascii="Wingdings" w:hAnsi="Wingdings" w:hint="default"/>
+      </w:rPr>
+    </w:lvl>
+    <w:lvl w:ilvl="6" w:tplc="04090001" w:tentative="1">
+      <w:start w:val="1"/>
+      <w:numFmt w:val="bullet"/>
+      <w:lvlText w:val=""/>
+      <w:lvlJc w:val="left"/>
+      <w:pPr>
+        <w:ind w:left="5760" w:hanging="360"/>
+      </w:pPr>
+      <w:rPr>
+        <w:rFonts w:ascii="Symbol" w:hAnsi="Symbol" w:hint="default"/>
+      </w:rPr>
+    </w:lvl>
+    <w:lvl w:ilvl="7" w:tplc="04090003" w:tentative="1">
+      <w:start w:val="1"/>
+      <w:numFmt w:val="bullet"/>
+      <w:lvlText w:val="o"/>
+      <w:lvlJc w:val="left"/>
+      <w:pPr>
+        <w:ind w:left="6480" w:hanging="360"/>
+      </w:pPr>
+      <w:rPr>
+        <w:rFonts w:ascii="Courier New" w:hAnsi="Courier New" w:cs="Courier New" w:hint="default"/>
+      </w:rPr>
+    </w:lvl>
+    <w:lvl w:ilvl="8" w:tplc="04090005" w:tentative="1">
+      <w:start w:val="1"/>
+      <w:numFmt w:val="bullet"/>
+      <w:lvlText w:val=""/>
+      <w:lvlJc w:val="left"/>
+      <w:pPr>
+        <w:ind w:left="7200" w:hanging="360"/>
+      </w:pPr>
+      <w:rPr>
+        <w:rFonts w:ascii="Wingdings" w:hAnsi="Wingdings" w:hint="default"/>
+      </w:rPr>
+    </w:lvl>
+  </w:abstractNum>
+  <w:abstractNum w:abstractNumId="13" w15:restartNumberingAfterBreak="0">
     <w:nsid w:val="4C435AC6"/>
     <w:multiLevelType w:val="hybridMultilevel"/>
     <w:tmpl w:val="56880BD0"/>
@@ -3140,7 +4030,7 @@
       </w:rPr>
     </w:lvl>
   </w:abstractNum>
-  <w:abstractNum w:abstractNumId="8" w15:restartNumberingAfterBreak="0">
+  <w:abstractNum w:abstractNumId="14" w15:restartNumberingAfterBreak="0">
     <w:nsid w:val="4E7C231F"/>
     <w:multiLevelType w:val="hybridMultilevel"/>
     <w:tmpl w:val="E7CC1A6E"/>
@@ -3255,7 +4145,7 @@
       </w:rPr>
     </w:lvl>
   </w:abstractNum>
-  <w:abstractNum w:abstractNumId="9" w15:restartNumberingAfterBreak="0">
+  <w:abstractNum w:abstractNumId="15" w15:restartNumberingAfterBreak="0">
     <w:nsid w:val="53913904"/>
     <w:multiLevelType w:val="multilevel"/>
     <w:tmpl w:val="19844426"/>
@@ -3404,7 +4294,120 @@
       </w:rPr>
     </w:lvl>
   </w:abstractNum>
-  <w:abstractNum w:abstractNumId="10" w15:restartNumberingAfterBreak="0">
+  <w:abstractNum w:abstractNumId="16" w15:restartNumberingAfterBreak="0">
+    <w:nsid w:val="662570DB"/>
+    <w:multiLevelType w:val="hybridMultilevel"/>
+    <w:tmpl w:val="D3DE98D8"/>
+    <w:lvl w:ilvl="0" w:tplc="04090005">
+      <w:start w:val="1"/>
+      <w:numFmt w:val="bullet"/>
+      <w:lvlText w:val=""/>
+      <w:lvlJc w:val="left"/>
+      <w:pPr>
+        <w:ind w:left="720" w:hanging="360"/>
+      </w:pPr>
+      <w:rPr>
+        <w:rFonts w:ascii="Wingdings" w:hAnsi="Wingdings" w:hint="default"/>
+      </w:rPr>
+    </w:lvl>
+    <w:lvl w:ilvl="1" w:tplc="04090003" w:tentative="1">
+      <w:start w:val="1"/>
+      <w:numFmt w:val="bullet"/>
+      <w:lvlText w:val="o"/>
+      <w:lvlJc w:val="left"/>
+      <w:pPr>
+        <w:ind w:left="1440" w:hanging="360"/>
+      </w:pPr>
+      <w:rPr>
+        <w:rFonts w:ascii="Courier New" w:hAnsi="Courier New" w:cs="Courier New" w:hint="default"/>
+      </w:rPr>
+    </w:lvl>
+    <w:lvl w:ilvl="2" w:tplc="04090005" w:tentative="1">
+      <w:start w:val="1"/>
+      <w:numFmt w:val="bullet"/>
+      <w:lvlText w:val=""/>
+      <w:lvlJc w:val="left"/>
+      <w:pPr>
+        <w:ind w:left="2160" w:hanging="360"/>
+      </w:pPr>
+      <w:rPr>
+        <w:rFonts w:ascii="Wingdings" w:hAnsi="Wingdings" w:hint="default"/>
+      </w:rPr>
+    </w:lvl>
+    <w:lvl w:ilvl="3" w:tplc="04090001" w:tentative="1">
+      <w:start w:val="1"/>
+      <w:numFmt w:val="bullet"/>
+      <w:lvlText w:val=""/>
+      <w:lvlJc w:val="left"/>
+      <w:pPr>
+        <w:ind w:left="2880" w:hanging="360"/>
+      </w:pPr>
+      <w:rPr>
+        <w:rFonts w:ascii="Symbol" w:hAnsi="Symbol" w:hint="default"/>
+      </w:rPr>
+    </w:lvl>
+    <w:lvl w:ilvl="4" w:tplc="04090003" w:tentative="1">
+      <w:start w:val="1"/>
+      <w:numFmt w:val="bullet"/>
+      <w:lvlText w:val="o"/>
+      <w:lvlJc w:val="left"/>
+      <w:pPr>
+        <w:ind w:left="3600" w:hanging="360"/>
+      </w:pPr>
+      <w:rPr>
+        <w:rFonts w:ascii="Courier New" w:hAnsi="Courier New" w:cs="Courier New" w:hint="default"/>
+      </w:rPr>
+    </w:lvl>
+    <w:lvl w:ilvl="5" w:tplc="04090005" w:tentative="1">
+      <w:start w:val="1"/>
+      <w:numFmt w:val="bullet"/>
+      <w:lvlText w:val=""/>
+      <w:lvlJc w:val="left"/>
+      <w:pPr>
+        <w:ind w:left="4320" w:hanging="360"/>
+      </w:pPr>
+      <w:rPr>
+        <w:rFonts w:ascii="Wingdings" w:hAnsi="Wingdings" w:hint="default"/>
+      </w:rPr>
+    </w:lvl>
+    <w:lvl w:ilvl="6" w:tplc="04090001" w:tentative="1">
+      <w:start w:val="1"/>
+      <w:numFmt w:val="bullet"/>
+      <w:lvlText w:val=""/>
+      <w:lvlJc w:val="left"/>
+      <w:pPr>
+        <w:ind w:left="5040" w:hanging="360"/>
+      </w:pPr>
+      <w:rPr>
+        <w:rFonts w:ascii="Symbol" w:hAnsi="Symbol" w:hint="default"/>
+      </w:rPr>
+    </w:lvl>
+    <w:lvl w:ilvl="7" w:tplc="04090003" w:tentative="1">
+      <w:start w:val="1"/>
+      <w:numFmt w:val="bullet"/>
+      <w:lvlText w:val="o"/>
+      <w:lvlJc w:val="left"/>
+      <w:pPr>
+        <w:ind w:left="5760" w:hanging="360"/>
+      </w:pPr>
+      <w:rPr>
+        <w:rFonts w:ascii="Courier New" w:hAnsi="Courier New" w:cs="Courier New" w:hint="default"/>
+      </w:rPr>
+    </w:lvl>
+    <w:lvl w:ilvl="8" w:tplc="04090005" w:tentative="1">
+      <w:start w:val="1"/>
+      <w:numFmt w:val="bullet"/>
+      <w:lvlText w:val=""/>
+      <w:lvlJc w:val="left"/>
+      <w:pPr>
+        <w:ind w:left="6480" w:hanging="360"/>
+      </w:pPr>
+      <w:rPr>
+        <w:rFonts w:ascii="Wingdings" w:hAnsi="Wingdings" w:hint="default"/>
+      </w:rPr>
+    </w:lvl>
+  </w:abstractNum>
+  <w:abstractNum w:abstractNumId="17" w15:restartNumberingAfterBreak="0">
     <w:nsid w:val="699F569D"/>
     <w:multiLevelType w:val="hybridMultilevel"/>
     <w:tmpl w:val="315A92C8"/>
@@ -3517,7 +4520,7 @@
       </w:rPr>
     </w:lvl>
   </w:abstractNum>
-  <w:abstractNum w:abstractNumId="11" w15:restartNumberingAfterBreak="0">
+  <w:abstractNum w:abstractNumId="18" w15:restartNumberingAfterBreak="0">
     <w:nsid w:val="6B28292D"/>
     <w:multiLevelType w:val="multilevel"/>
     <w:tmpl w:val="A1FCCE78"/>
@@ -3666,41 +4669,179 @@
       </w:rPr>
     </w:lvl>
   </w:abstractNum>
+  <w:abstractNum w:abstractNumId="19" w15:restartNumberingAfterBreak="0">
+    <w:nsid w:val="732F1229"/>
+    <w:multiLevelType w:val="multilevel"/>
+    <w:tmpl w:val="5944E3A4"/>
+    <w:styleLink w:val="CurrentList2"/>
+    <w:lvl w:ilvl="0">
+      <w:start w:val="1"/>
+      <w:numFmt w:val="bullet"/>
+      <w:lvlText w:val=""/>
+      <w:lvlJc w:val="left"/>
+      <w:pPr>
+        <w:ind w:left="720" w:hanging="360"/>
+      </w:pPr>
+      <w:rPr>
+        <w:rFonts w:ascii="Wingdings" w:hAnsi="Wingdings" w:hint="default"/>
+      </w:rPr>
+    </w:lvl>
+    <w:lvl w:ilvl="1">
+      <w:start w:val="1"/>
+      <w:numFmt w:val="bullet"/>
+      <w:lvlText w:val="o"/>
+      <w:lvlJc w:val="left"/>
+      <w:pPr>
+        <w:ind w:left="1440" w:hanging="360"/>
+      </w:pPr>
+      <w:rPr>
+        <w:rFonts w:ascii="Courier New" w:hAnsi="Courier New" w:cs="Courier New" w:hint="default"/>
+      </w:rPr>
+    </w:lvl>
+    <w:lvl w:ilvl="2">
+      <w:start w:val="1"/>
+      <w:numFmt w:val="bullet"/>
+      <w:lvlText w:val=""/>
+      <w:lvlJc w:val="left"/>
+      <w:pPr>
+        <w:ind w:left="2160" w:hanging="360"/>
+      </w:pPr>
+      <w:rPr>
+        <w:rFonts w:ascii="Wingdings" w:hAnsi="Wingdings" w:hint="default"/>
+      </w:rPr>
+    </w:lvl>
+    <w:lvl w:ilvl="3">
+      <w:start w:val="1"/>
+      <w:numFmt w:val="bullet"/>
+      <w:lvlText w:val=""/>
+      <w:lvlJc w:val="left"/>
+      <w:pPr>
+        <w:ind w:left="2880" w:hanging="360"/>
+      </w:pPr>
+      <w:rPr>
+        <w:rFonts w:ascii="Symbol" w:hAnsi="Symbol" w:hint="default"/>
+      </w:rPr>
+    </w:lvl>
+    <w:lvl w:ilvl="4">
+      <w:start w:val="1"/>
+      <w:numFmt w:val="bullet"/>
+      <w:lvlText w:val="o"/>
+      <w:lvlJc w:val="left"/>
+      <w:pPr>
+        <w:ind w:left="3600" w:hanging="360"/>
+      </w:pPr>
+      <w:rPr>
+        <w:rFonts w:ascii="Courier New" w:hAnsi="Courier New" w:cs="Courier New" w:hint="default"/>
+      </w:rPr>
+    </w:lvl>
+    <w:lvl w:ilvl="5">
+      <w:start w:val="1"/>
+      <w:numFmt w:val="bullet"/>
+      <w:lvlText w:val=""/>
+      <w:lvlJc w:val="left"/>
+      <w:pPr>
+        <w:ind w:left="4320" w:hanging="360"/>
+      </w:pPr>
+      <w:rPr>
+        <w:rFonts w:ascii="Wingdings" w:hAnsi="Wingdings" w:hint="default"/>
+      </w:rPr>
+    </w:lvl>
+    <w:lvl w:ilvl="6">
+      <w:start w:val="1"/>
+      <w:numFmt w:val="bullet"/>
+      <w:lvlText w:val=""/>
+      <w:lvlJc w:val="left"/>
+      <w:pPr>
+        <w:ind w:left="5040" w:hanging="360"/>
+      </w:pPr>
+      <w:rPr>
+        <w:rFonts w:ascii="Symbol" w:hAnsi="Symbol" w:hint="default"/>
+      </w:rPr>
+    </w:lvl>
+    <w:lvl w:ilvl="7">
+      <w:start w:val="1"/>
+      <w:numFmt w:val="bullet"/>
+      <w:lvlText w:val="o"/>
+      <w:lvlJc w:val="left"/>
+      <w:pPr>
+        <w:ind w:left="5760" w:hanging="360"/>
+      </w:pPr>
+      <w:rPr>
+        <w:rFonts w:ascii="Courier New" w:hAnsi="Courier New" w:cs="Courier New" w:hint="default"/>
+      </w:rPr>
+    </w:lvl>
+    <w:lvl w:ilvl="8">
+      <w:start w:val="1"/>
+      <w:numFmt w:val="bullet"/>
+      <w:lvlText w:val=""/>
+      <w:lvlJc w:val="left"/>
+      <w:pPr>
+        <w:ind w:left="6480" w:hanging="360"/>
+      </w:pPr>
+      <w:rPr>
+        <w:rFonts w:ascii="Wingdings" w:hAnsi="Wingdings" w:hint="default"/>
+      </w:rPr>
+    </w:lvl>
+  </w:abstractNum>
   <w:num w:numId="1" w16cid:durableId="699864984">
-    <w:abstractNumId w:val="8"/>
+    <w:abstractNumId w:val="14"/>
   </w:num>
   <w:num w:numId="2" w16cid:durableId="294021752">
+    <w:abstractNumId w:val="6"/>
+  </w:num>
+  <w:num w:numId="3" w16cid:durableId="1336810238">
+    <w:abstractNumId w:val="5"/>
+  </w:num>
+  <w:num w:numId="4" w16cid:durableId="541091195">
+    <w:abstractNumId w:val="7"/>
+  </w:num>
+  <w:num w:numId="5" w16cid:durableId="411196854">
     <w:abstractNumId w:val="4"/>
   </w:num>
-  <w:num w:numId="3" w16cid:durableId="1336810238">
+  <w:num w:numId="6" w16cid:durableId="725103497">
+    <w:abstractNumId w:val="17"/>
+  </w:num>
+  <w:num w:numId="7" w16cid:durableId="2068800762">
+    <w:abstractNumId w:val="10"/>
+  </w:num>
+  <w:num w:numId="8" w16cid:durableId="1667781750">
+    <w:abstractNumId w:val="13"/>
+  </w:num>
+  <w:num w:numId="9" w16cid:durableId="711997192">
     <w:abstractNumId w:val="3"/>
   </w:num>
-  <w:num w:numId="4" w16cid:durableId="541091195">
-    <w:abstractNumId w:val="5"/>
+  <w:num w:numId="10" w16cid:durableId="1629126593">
+    <w:abstractNumId w:val="18"/>
   </w:num>
-  <w:num w:numId="5" w16cid:durableId="411196854">
+  <w:num w:numId="11" w16cid:durableId="473571985">
+    <w:abstractNumId w:val="15"/>
+  </w:num>
+  <w:num w:numId="12" w16cid:durableId="1271161168">
+    <w:abstractNumId w:val="1"/>
+  </w:num>
+  <w:num w:numId="13" w16cid:durableId="1789348086">
+    <w:abstractNumId w:val="12"/>
+  </w:num>
+  <w:num w:numId="14" w16cid:durableId="385685634">
+    <w:abstractNumId w:val="16"/>
+  </w:num>
+  <w:num w:numId="15" w16cid:durableId="989555202">
+    <w:abstractNumId w:val="0"/>
+  </w:num>
+  <w:num w:numId="16" w16cid:durableId="1356154630">
+    <w:abstractNumId w:val="19"/>
+  </w:num>
+  <w:num w:numId="17" w16cid:durableId="1241600176">
+    <w:abstractNumId w:val="11"/>
+  </w:num>
+  <w:num w:numId="18" w16cid:durableId="223954089">
+    <w:abstractNumId w:val="9"/>
+  </w:num>
+  <w:num w:numId="19" w16cid:durableId="1621185411">
     <w:abstractNumId w:val="2"/>
   </w:num>
-  <w:num w:numId="6" w16cid:durableId="725103497">
-    <w:abstractNumId w:val="10"/>
-  </w:num>
-  <w:num w:numId="7" w16cid:durableId="2068800762">
-    <w:abstractNumId w:val="6"/>
-  </w:num>
-  <w:num w:numId="8" w16cid:durableId="1667781750">
-    <w:abstractNumId w:val="7"/>
-  </w:num>
-  <w:num w:numId="9" w16cid:durableId="711997192">
-    <w:abstractNumId w:val="1"/>
-  </w:num>
-  <w:num w:numId="10" w16cid:durableId="1629126593">
-    <w:abstractNumId w:val="11"/>
-  </w:num>
-  <w:num w:numId="11" w16cid:durableId="473571985">
-    <w:abstractNumId w:val="9"/>
-  </w:num>
-  <w:num w:numId="12" w16cid:durableId="1271161168">
-    <w:abstractNumId w:val="0"/>
+  <w:num w:numId="20" w16cid:durableId="1303728131">
+    <w:abstractNumId w:val="8"/>
   </w:num>
 </w:numbering>
 </file>
@@ -4153,7 +5294,6 @@
   <w:style w:type="character" w:default="1" w:styleId="DefaultParagraphFont">
     <w:name w:val="Default Paragraph Font"/>
     <w:uiPriority w:val="1"/>
-    <w:semiHidden/>
     <w:unhideWhenUsed/>
   </w:style>
   <w:style w:type="table" w:default="1" w:styleId="TableNormal">
@@ -4507,6 +5647,58 @@
       <w:szCs w:val="24"/>
     </w:rPr>
   </w:style>
+  <w:style w:type="character" w:styleId="FollowedHyperlink">
+    <w:name w:val="FollowedHyperlink"/>
+    <w:basedOn w:val="DefaultParagraphFont"/>
+    <w:uiPriority w:val="99"/>
+    <w:semiHidden/>
+    <w:unhideWhenUsed/>
+    <w:rsid w:val="00C528C6"/>
+    <w:rPr>
+      <w:color w:val="8C8C8C" w:themeColor="followedHyperlink"/>
+      <w:u w:val="single"/>
+    </w:rPr>
+  </w:style>
+  <w:style w:type="numbering" w:customStyle="1" w:styleId="CurrentList1">
+    <w:name w:val="Current List1"/>
+    <w:uiPriority w:val="99"/>
+    <w:rsid w:val="00EF1838"/>
+    <w:pPr>
+      <w:numPr>
+        <w:numId w:val="15"/>
+      </w:numPr>
+    </w:pPr>
+  </w:style>
+  <w:style w:type="numbering" w:customStyle="1" w:styleId="CurrentList2">
+    <w:name w:val="Current List2"/>
+    <w:uiPriority w:val="99"/>
+    <w:rsid w:val="00EF1838"/>
+    <w:pPr>
+      <w:numPr>
+        <w:numId w:val="16"/>
+      </w:numPr>
+    </w:pPr>
+  </w:style>
+  <w:style w:type="numbering" w:customStyle="1" w:styleId="CurrentList3">
+    <w:name w:val="Current List3"/>
+    <w:uiPriority w:val="99"/>
+    <w:rsid w:val="00EF1838"/>
+    <w:pPr>
+      <w:numPr>
+        <w:numId w:val="17"/>
+      </w:numPr>
+    </w:pPr>
+  </w:style>
+  <w:style w:type="numbering" w:customStyle="1" w:styleId="CurrentList4">
+    <w:name w:val="Current List4"/>
+    <w:uiPriority w:val="99"/>
+    <w:rsid w:val="00EF1838"/>
+    <w:pPr>
+      <w:numPr>
+        <w:numId w:val="18"/>
+      </w:numPr>
+    </w:pPr>
+  </w:style>
 </w:styles>
 </file>
 
